--- a/base/pacotes/thozen-electra/parametrico-thozen-electra.docx
+++ b/base/pacotes/thozen-electra/parametrico-thozen-electra.docx
@@ -4495,6 +4495,768 @@
         <w:t>Memorial gerado automaticamente por gerar_memorial_pacote.py em 13/04/2026 17:12</w:t>
       </w:r>
     </w:p>
+    <w:p>
+      <w:r>
+        <w:br w:type="page"/>
+      </w:r>
+    </w:p>
+    <w:p>
+      <w:r>
+        <w:rPr>
+          <w:rFonts w:ascii="Arial" w:hAnsi="Arial"/>
+          <w:b/>
+          <w:color w:val="2C3E50"/>
+          <w:sz w:val="28"/>
+        </w:rPr>
+        <w:t>9. Quantitativos extraídos do BIM (DXF)</w:t>
+      </w:r>
+    </w:p>
+    <w:p>
+      <w:r>
+        <w:rPr>
+          <w:rFonts w:ascii="Arial" w:hAnsi="Arial"/>
+          <w:i/>
+          <w:sz w:val="20"/>
+        </w:rPr>
+        <w:t>Esta seção complementa o orçamento automatizado com quantitativos extraídos diretamente dos arquivos DXF do projeto (ar-condicionado e exaustão de churrasqueira). Os números abaixo são literais do projeto, não vêm da base calibrada.</w:t>
+      </w:r>
+    </w:p>
+    <w:p/>
+    <w:p>
+      <w:r>
+        <w:rPr>
+          <w:rFonts w:ascii="Arial" w:hAnsi="Arial"/>
+          <w:b/>
+          <w:color w:val="2C3E50"/>
+          <w:sz w:val="24"/>
+        </w:rPr>
+        <w:t>9.1. Sistema de Ar-Condicionado</w:t>
+      </w:r>
+    </w:p>
+    <w:p>
+      <w:r>
+        <w:rPr>
+          <w:rFonts w:ascii="Arial" w:hAnsi="Arial"/>
+          <w:i/>
+          <w:sz w:val="20"/>
+        </w:rPr>
+        <w:t>Extraído de dxf-arcondicionado/quantitativos-processados-r05.md</w:t>
+      </w:r>
+    </w:p>
+    <w:tbl>
+      <w:tblPr>
+        <w:tblStyle w:val="LightGrid-Accent1"/>
+        <w:tblW w:type="auto" w:w="0"/>
+        <w:tblLook w:firstColumn="1" w:firstRow="1" w:lastColumn="0" w:lastRow="0" w:noHBand="0" w:noVBand="1" w:val="04A0"/>
+      </w:tblPr>
+      <w:tblGrid>
+        <w:gridCol w:w="2351"/>
+        <w:gridCol w:w="2351"/>
+        <w:gridCol w:w="2351"/>
+        <w:gridCol w:w="2351"/>
+      </w:tblGrid>
+      <w:tr>
+        <w:tc>
+          <w:tcPr>
+            <w:tcW w:type="dxa" w:w="2351"/>
+          </w:tcPr>
+          <w:p>
+            <w:r>
+              <w:rPr>
+                <w:b/>
+                <w:color w:val="FFFFFF"/>
+                <w:sz w:val="18"/>
+              </w:rPr>
+              <w:t>Equipamento</w:t>
+            </w:r>
+          </w:p>
+        </w:tc>
+        <w:tc>
+          <w:tcPr>
+            <w:tcW w:type="dxa" w:w="2351"/>
+          </w:tcPr>
+          <w:p>
+            <w:r>
+              <w:rPr>
+                <w:b/>
+                <w:color w:val="FFFFFF"/>
+                <w:sz w:val="18"/>
+              </w:rPr>
+              <w:t>Qtd</w:t>
+            </w:r>
+          </w:p>
+        </w:tc>
+        <w:tc>
+          <w:tcPr>
+            <w:tcW w:type="dxa" w:w="2351"/>
+          </w:tcPr>
+          <w:p>
+            <w:r>
+              <w:rPr>
+                <w:b/>
+                <w:color w:val="FFFFFF"/>
+                <w:sz w:val="18"/>
+              </w:rPr>
+              <w:t>Potência</w:t>
+            </w:r>
+          </w:p>
+        </w:tc>
+        <w:tc>
+          <w:tcPr>
+            <w:tcW w:type="dxa" w:w="2351"/>
+          </w:tcPr>
+          <w:p>
+            <w:r>
+              <w:rPr>
+                <w:b/>
+                <w:color w:val="FFFFFF"/>
+                <w:sz w:val="18"/>
+              </w:rPr>
+              <w:t>TR</w:t>
+            </w:r>
+          </w:p>
+        </w:tc>
+      </w:tr>
+      <w:tr>
+        <w:tc>
+          <w:tcPr>
+            <w:tcW w:type="dxa" w:w="2351"/>
+          </w:tcPr>
+          <w:p>
+            <w:r>
+              <w:rPr>
+                <w:rFonts w:ascii="Arial" w:hAnsi="Arial"/>
+                <w:sz w:val="18"/>
+              </w:rPr>
+              <w:t>Evaporadoras</w:t>
+            </w:r>
+          </w:p>
+        </w:tc>
+        <w:tc>
+          <w:tcPr>
+            <w:tcW w:type="dxa" w:w="2351"/>
+          </w:tcPr>
+          <w:p>
+            <w:r>
+              <w:rPr>
+                <w:rFonts w:ascii="Arial" w:hAnsi="Arial"/>
+                <w:sz w:val="18"/>
+              </w:rPr>
+              <w:t>80 un</w:t>
+            </w:r>
+          </w:p>
+        </w:tc>
+        <w:tc>
+          <w:tcPr>
+            <w:tcW w:type="dxa" w:w="2351"/>
+          </w:tcPr>
+          <w:p>
+            <w:r>
+              <w:rPr>
+                <w:rFonts w:ascii="Arial" w:hAnsi="Arial"/>
+                <w:sz w:val="18"/>
+              </w:rPr>
+              <w:t>1.266.000 BTU/h</w:t>
+            </w:r>
+          </w:p>
+        </w:tc>
+        <w:tc>
+          <w:tcPr>
+            <w:tcW w:type="dxa" w:w="2351"/>
+          </w:tcPr>
+          <w:p>
+            <w:r>
+              <w:rPr>
+                <w:rFonts w:ascii="Arial" w:hAnsi="Arial"/>
+                <w:sz w:val="18"/>
+              </w:rPr>
+              <w:t>~105,5 TR</w:t>
+            </w:r>
+          </w:p>
+        </w:tc>
+      </w:tr>
+      <w:tr>
+        <w:tc>
+          <w:tcPr>
+            <w:tcW w:type="dxa" w:w="2351"/>
+          </w:tcPr>
+          <w:p>
+            <w:r>
+              <w:rPr>
+                <w:rFonts w:ascii="Arial" w:hAnsi="Arial"/>
+                <w:sz w:val="18"/>
+              </w:rPr>
+              <w:t>Condensadoras</w:t>
+            </w:r>
+          </w:p>
+        </w:tc>
+        <w:tc>
+          <w:tcPr>
+            <w:tcW w:type="dxa" w:w="2351"/>
+          </w:tcPr>
+          <w:p>
+            <w:r>
+              <w:rPr>
+                <w:rFonts w:ascii="Arial" w:hAnsi="Arial"/>
+                <w:sz w:val="18"/>
+              </w:rPr>
+              <w:t>117 un</w:t>
+            </w:r>
+          </w:p>
+        </w:tc>
+        <w:tc>
+          <w:tcPr>
+            <w:tcW w:type="dxa" w:w="2351"/>
+          </w:tcPr>
+          <w:p>
+            <w:r>
+              <w:rPr>
+                <w:rFonts w:ascii="Arial" w:hAnsi="Arial"/>
+                <w:sz w:val="18"/>
+              </w:rPr>
+              <w:t>1.656.000 BTU/h</w:t>
+            </w:r>
+          </w:p>
+        </w:tc>
+        <w:tc>
+          <w:tcPr>
+            <w:tcW w:type="dxa" w:w="2351"/>
+          </w:tcPr>
+          <w:p>
+            <w:r>
+              <w:rPr>
+                <w:rFonts w:ascii="Arial" w:hAnsi="Arial"/>
+                <w:sz w:val="18"/>
+              </w:rPr>
+              <w:t>~138,0 TR</w:t>
+            </w:r>
+          </w:p>
+        </w:tc>
+      </w:tr>
+      <w:tr>
+        <w:tc>
+          <w:tcPr>
+            <w:tcW w:type="dxa" w:w="2351"/>
+          </w:tcPr>
+          <w:p>
+            <w:r>
+              <w:rPr>
+                <w:rFonts w:ascii="Arial" w:hAnsi="Arial"/>
+                <w:sz w:val="18"/>
+              </w:rPr>
+              <w:t>Total geral</w:t>
+            </w:r>
+          </w:p>
+        </w:tc>
+        <w:tc>
+          <w:tcPr>
+            <w:tcW w:type="dxa" w:w="2351"/>
+          </w:tcPr>
+          <w:p>
+            <w:r>
+              <w:rPr>
+                <w:rFonts w:ascii="Arial" w:hAnsi="Arial"/>
+                <w:sz w:val="18"/>
+              </w:rPr>
+              <w:t>197 un</w:t>
+            </w:r>
+          </w:p>
+        </w:tc>
+        <w:tc>
+          <w:tcPr>
+            <w:tcW w:type="dxa" w:w="2351"/>
+          </w:tcPr>
+          <w:p>
+            <w:r>
+              <w:rPr>
+                <w:rFonts w:ascii="Arial" w:hAnsi="Arial"/>
+                <w:sz w:val="18"/>
+              </w:rPr>
+              <w:t>—</w:t>
+            </w:r>
+          </w:p>
+        </w:tc>
+        <w:tc>
+          <w:tcPr>
+            <w:tcW w:type="dxa" w:w="2351"/>
+          </w:tcPr>
+          <w:p>
+            <w:r>
+              <w:rPr>
+                <w:rFonts w:ascii="Arial" w:hAnsi="Arial"/>
+                <w:sz w:val="18"/>
+              </w:rPr>
+              <w:t>**138 TR (carga térmica total)**</w:t>
+            </w:r>
+          </w:p>
+        </w:tc>
+      </w:tr>
+    </w:tbl>
+    <w:p>
+      <w:r>
+        <w:rPr>
+          <w:rFonts w:ascii="Arial" w:hAnsi="Arial"/>
+          <w:i w:val="0"/>
+          <w:sz w:val="20"/>
+        </w:rPr>
+        <w:t>Distribuição: Térreo, Lazer, Pavimentos Tipo (×24)</w:t>
+      </w:r>
+    </w:p>
+    <w:p>
+      <w:r>
+        <w:rPr>
+          <w:rFonts w:ascii="Arial" w:hAnsi="Arial"/>
+          <w:i w:val="0"/>
+          <w:sz w:val="20"/>
+        </w:rPr>
+        <w:t>Modelo predominante: Splits 9k/12k/18k/24k/30k BTU/h</w:t>
+      </w:r>
+    </w:p>
+    <w:p>
+      <w:r>
+        <w:rPr>
+          <w:rFonts w:ascii="Arial" w:hAnsi="Arial"/>
+          <w:i w:val="0"/>
+          <w:sz w:val="20"/>
+        </w:rPr>
+        <w:t>Potência média por evaporadora: 15.825 BTU/h</w:t>
+      </w:r>
+    </w:p>
+    <w:p>
+      <w:r>
+        <w:rPr>
+          <w:rFonts w:ascii="Arial" w:hAnsi="Arial"/>
+          <w:i w:val="0"/>
+          <w:sz w:val="20"/>
+        </w:rPr>
+        <w:t>Potência média por condensadora: 14.154 BTU/h</w:t>
+      </w:r>
+    </w:p>
+    <w:p/>
+    <w:p>
+      <w:r>
+        <w:rPr>
+          <w:rFonts w:ascii="Arial" w:hAnsi="Arial"/>
+          <w:b/>
+          <w:color w:val="2C3E50"/>
+          <w:sz w:val="24"/>
+        </w:rPr>
+        <w:t>9.2. Sistema de Exaustão de Churrasqueiras</w:t>
+      </w:r>
+    </w:p>
+    <w:p>
+      <w:r>
+        <w:rPr>
+          <w:rFonts w:ascii="Arial" w:hAnsi="Arial"/>
+          <w:i/>
+          <w:sz w:val="20"/>
+        </w:rPr>
+        <w:t>Extraído de dxf-exaustao/RESUMO-EXTRACAO.md</w:t>
+      </w:r>
+    </w:p>
+    <w:tbl>
+      <w:tblPr>
+        <w:tblStyle w:val="LightGrid-Accent1"/>
+        <w:tblW w:type="auto" w:w="0"/>
+        <w:tblLook w:firstColumn="1" w:firstRow="1" w:lastColumn="0" w:lastRow="0" w:noHBand="0" w:noVBand="1" w:val="04A0"/>
+      </w:tblPr>
+      <w:tblGrid>
+        <w:gridCol w:w="3135"/>
+        <w:gridCol w:w="3135"/>
+        <w:gridCol w:w="3135"/>
+      </w:tblGrid>
+      <w:tr>
+        <w:tc>
+          <w:tcPr>
+            <w:tcW w:type="dxa" w:w="3135"/>
+          </w:tcPr>
+          <w:p>
+            <w:r>
+              <w:rPr>
+                <w:b/>
+                <w:color w:val="FFFFFF"/>
+                <w:sz w:val="18"/>
+              </w:rPr>
+              <w:t>Item</w:t>
+            </w:r>
+          </w:p>
+        </w:tc>
+        <w:tc>
+          <w:tcPr>
+            <w:tcW w:type="dxa" w:w="3135"/>
+          </w:tcPr>
+          <w:p>
+            <w:r>
+              <w:rPr>
+                <w:b/>
+                <w:color w:val="FFFFFF"/>
+                <w:sz w:val="18"/>
+              </w:rPr>
+              <w:t>Qtd</w:t>
+            </w:r>
+          </w:p>
+        </w:tc>
+        <w:tc>
+          <w:tcPr>
+            <w:tcW w:type="dxa" w:w="3135"/>
+          </w:tcPr>
+          <w:p>
+            <w:r>
+              <w:rPr>
+                <w:b/>
+                <w:color w:val="FFFFFF"/>
+                <w:sz w:val="18"/>
+              </w:rPr>
+              <w:t>Especificação</w:t>
+            </w:r>
+          </w:p>
+        </w:tc>
+      </w:tr>
+      <w:tr>
+        <w:tc>
+          <w:tcPr>
+            <w:tcW w:type="dxa" w:w="3135"/>
+          </w:tcPr>
+          <w:p>
+            <w:r>
+              <w:rPr>
+                <w:rFonts w:ascii="Arial" w:hAnsi="Arial"/>
+                <w:sz w:val="18"/>
+              </w:rPr>
+              <w:t>Churrasqueiras</w:t>
+            </w:r>
+          </w:p>
+        </w:tc>
+        <w:tc>
+          <w:tcPr>
+            <w:tcW w:type="dxa" w:w="3135"/>
+          </w:tcPr>
+          <w:p>
+            <w:r>
+              <w:rPr>
+                <w:rFonts w:ascii="Arial" w:hAnsi="Arial"/>
+                <w:sz w:val="18"/>
+              </w:rPr>
+              <w:t>195 un</w:t>
+            </w:r>
+          </w:p>
+        </w:tc>
+        <w:tc>
+          <w:tcPr>
+            <w:tcW w:type="dxa" w:w="3135"/>
+          </w:tcPr>
+          <w:p>
+            <w:r>
+              <w:rPr>
+                <w:rFonts w:ascii="Arial" w:hAnsi="Arial"/>
+                <w:sz w:val="18"/>
+              </w:rPr>
+              <w:t>—</w:t>
+            </w:r>
+          </w:p>
+        </w:tc>
+      </w:tr>
+      <w:tr>
+        <w:tc>
+          <w:tcPr>
+            <w:tcW w:type="dxa" w:w="3135"/>
+          </w:tcPr>
+          <w:p>
+            <w:r>
+              <w:rPr>
+                <w:rFonts w:ascii="Arial" w:hAnsi="Arial"/>
+                <w:sz w:val="18"/>
+              </w:rPr>
+              <w:t>Exaustores</w:t>
+            </w:r>
+          </w:p>
+        </w:tc>
+        <w:tc>
+          <w:tcPr>
+            <w:tcW w:type="dxa" w:w="3135"/>
+          </w:tcPr>
+          <w:p>
+            <w:r>
+              <w:rPr>
+                <w:rFonts w:ascii="Arial" w:hAnsi="Arial"/>
+                <w:sz w:val="18"/>
+              </w:rPr>
+              <w:t>8 un</w:t>
+            </w:r>
+          </w:p>
+        </w:tc>
+        <w:tc>
+          <w:tcPr>
+            <w:tcW w:type="dxa" w:w="3135"/>
+          </w:tcPr>
+          <w:p>
+            <w:r>
+              <w:rPr>
+                <w:rFonts w:ascii="Arial" w:hAnsi="Arial"/>
+                <w:sz w:val="18"/>
+              </w:rPr>
+              <w:t>TCV 710 Berliner Luft, 10.600 m³/h, 3,0 kW</w:t>
+            </w:r>
+          </w:p>
+        </w:tc>
+      </w:tr>
+      <w:tr>
+        <w:tc>
+          <w:tcPr>
+            <w:tcW w:type="dxa" w:w="3135"/>
+          </w:tcPr>
+          <w:p>
+            <w:r>
+              <w:rPr>
+                <w:rFonts w:ascii="Arial" w:hAnsi="Arial"/>
+                <w:sz w:val="18"/>
+              </w:rPr>
+              <w:t>Inversores de frequência</w:t>
+            </w:r>
+          </w:p>
+        </w:tc>
+        <w:tc>
+          <w:tcPr>
+            <w:tcW w:type="dxa" w:w="3135"/>
+          </w:tcPr>
+          <w:p>
+            <w:r>
+              <w:rPr>
+                <w:rFonts w:ascii="Arial" w:hAnsi="Arial"/>
+                <w:sz w:val="18"/>
+              </w:rPr>
+              <w:t>8 un</w:t>
+            </w:r>
+          </w:p>
+        </w:tc>
+        <w:tc>
+          <w:tcPr>
+            <w:tcW w:type="dxa" w:w="3135"/>
+          </w:tcPr>
+          <w:p>
+            <w:r>
+              <w:rPr>
+                <w:rFonts w:ascii="Arial" w:hAnsi="Arial"/>
+                <w:sz w:val="18"/>
+              </w:rPr>
+              <w:t>obrigatórios</w:t>
+            </w:r>
+          </w:p>
+        </w:tc>
+      </w:tr>
+      <w:tr>
+        <w:tc>
+          <w:tcPr>
+            <w:tcW w:type="dxa" w:w="3135"/>
+          </w:tcPr>
+          <w:p>
+            <w:r>
+              <w:rPr>
+                <w:rFonts w:ascii="Arial" w:hAnsi="Arial"/>
+                <w:sz w:val="18"/>
+              </w:rPr>
+              <w:t>Dutos galvanizado</w:t>
+            </w:r>
+          </w:p>
+        </w:tc>
+        <w:tc>
+          <w:tcPr>
+            <w:tcW w:type="dxa" w:w="3135"/>
+          </w:tcPr>
+          <w:p>
+            <w:r>
+              <w:rPr>
+                <w:rFonts w:ascii="Arial" w:hAnsi="Arial"/>
+                <w:sz w:val="18"/>
+              </w:rPr>
+              <w:t>1.400-1.720 m</w:t>
+            </w:r>
+          </w:p>
+        </w:tc>
+        <w:tc>
+          <w:tcPr>
+            <w:tcW w:type="dxa" w:w="3135"/>
+          </w:tcPr>
+          <w:p>
+            <w:r>
+              <w:rPr>
+                <w:rFonts w:ascii="Arial" w:hAnsi="Arial"/>
+                <w:sz w:val="18"/>
+              </w:rPr>
+              <w:t>chapa #24</w:t>
+            </w:r>
+          </w:p>
+        </w:tc>
+      </w:tr>
+      <w:tr>
+        <w:tc>
+          <w:tcPr>
+            <w:tcW w:type="dxa" w:w="3135"/>
+          </w:tcPr>
+          <w:p>
+            <w:r>
+              <w:rPr>
+                <w:rFonts w:ascii="Arial" w:hAnsi="Arial"/>
+                <w:sz w:val="18"/>
+              </w:rPr>
+              <w:t>Prumadas</w:t>
+            </w:r>
+          </w:p>
+        </w:tc>
+        <w:tc>
+          <w:tcPr>
+            <w:tcW w:type="dxa" w:w="3135"/>
+          </w:tcPr>
+          <w:p>
+            <w:r>
+              <w:rPr>
+                <w:rFonts w:ascii="Arial" w:hAnsi="Arial"/>
+                <w:sz w:val="18"/>
+              </w:rPr>
+              <w:t>8 un</w:t>
+            </w:r>
+          </w:p>
+        </w:tc>
+        <w:tc>
+          <w:tcPr>
+            <w:tcW w:type="dxa" w:w="3135"/>
+          </w:tcPr>
+          <w:p>
+            <w:r>
+              <w:rPr>
+                <w:rFonts w:ascii="Arial" w:hAnsi="Arial"/>
+                <w:sz w:val="18"/>
+              </w:rPr>
+              <w:t>—</w:t>
+            </w:r>
+          </w:p>
+        </w:tc>
+      </w:tr>
+    </w:tbl>
+    <w:p>
+      <w:r>
+        <w:rPr>
+          <w:rFonts w:ascii="Arial" w:hAnsi="Arial"/>
+          <w:i w:val="0"/>
+          <w:sz w:val="20"/>
+        </w:rPr>
+        <w:t>Estimativa de custo: R$ 1.100.000 - R$ 1.800.000 (±10-15% incerteza)</w:t>
+      </w:r>
+    </w:p>
+    <w:p/>
+    <w:p>
+      <w:r>
+        <w:rPr>
+          <w:rFonts w:ascii="Arial" w:hAnsi="Arial"/>
+          <w:b/>
+          <w:color w:val="2C3E50"/>
+          <w:sz w:val="24"/>
+        </w:rPr>
+        <w:t>9.3. Coerência com o orçamento automatizado</w:t>
+      </w:r>
+    </w:p>
+    <w:p>
+      <w:r>
+        <w:rPr>
+          <w:rFonts w:ascii="Arial" w:hAnsi="Arial"/>
+          <w:i w:val="0"/>
+          <w:sz w:val="20"/>
+        </w:rPr>
+        <w:t>Os valores acima estão CONSOLIDADOS dentro dos macrogrupos correspondentes do executivo automatizado:</w:t>
+      </w:r>
+    </w:p>
+    <w:p>
+      <w:r>
+        <w:rPr>
+          <w:rFonts w:ascii="Arial" w:hAnsi="Arial"/>
+          <w:i w:val="0"/>
+          <w:sz w:val="20"/>
+        </w:rPr>
+        <w:t>• AC e exaustão entram no macrogrupo Climatização (R$ 51,02/m² × 37.894 m² = R$ 1.933.000) e parcialmente em Sistemas Especiais</w:t>
+      </w:r>
+    </w:p>
+    <w:p>
+      <w:r>
+        <w:rPr>
+          <w:rFonts w:ascii="Arial" w:hAnsi="Arial"/>
+          <w:i w:val="0"/>
+          <w:sz w:val="20"/>
+        </w:rPr>
+        <w:t>• A estimativa BIM da exaustão (R$ 1,1-1,8M) e do AC (138 TR × R$ 6.000-9.000/TR ≈ R$ 828k-1,2M) total em R$ 2-3M, levemente acima do calibrado (R$ 1,9M de Climatização)</w:t>
+      </w:r>
+    </w:p>
+    <w:p>
+      <w:r>
+        <w:rPr>
+          <w:rFonts w:ascii="Arial" w:hAnsi="Arial"/>
+          <w:i w:val="0"/>
+          <w:sz w:val="20"/>
+        </w:rPr>
+        <w:t>• Sugere-se ajuste fino manual no executivo para refletir os valores BIM exatos</w:t>
+      </w:r>
+    </w:p>
+    <w:p/>
+    <w:p>
+      <w:r>
+        <w:rPr>
+          <w:rFonts w:ascii="Arial" w:hAnsi="Arial"/>
+          <w:b/>
+          <w:color w:val="2C3E50"/>
+          <w:sz w:val="24"/>
+        </w:rPr>
+        <w:t>9.4. Próximas extrações pendentes</w:t>
+      </w:r>
+    </w:p>
+    <w:p>
+      <w:r>
+        <w:rPr>
+          <w:rFonts w:ascii="Arial" w:hAnsi="Arial"/>
+          <w:i w:val="0"/>
+          <w:sz w:val="20"/>
+        </w:rPr>
+        <w:t>Conforme RESUMO-EXTRACAO.md do BIM, faltam ainda extrair:</w:t>
+      </w:r>
+    </w:p>
+    <w:p>
+      <w:r>
+        <w:rPr>
+          <w:rFonts w:ascii="Arial" w:hAnsi="Arial"/>
+          <w:i w:val="0"/>
+          <w:sz w:val="20"/>
+        </w:rPr>
+        <w:t>• Tubulações frigoríficas (layers específicos)</w:t>
+      </w:r>
+    </w:p>
+    <w:p>
+      <w:r>
+        <w:rPr>
+          <w:rFonts w:ascii="Arial" w:hAnsi="Arial"/>
+          <w:i w:val="0"/>
+          <w:sz w:val="20"/>
+        </w:rPr>
+        <w:t>• Linhas de dreno</w:t>
+      </w:r>
+    </w:p>
+    <w:p>
+      <w:r>
+        <w:rPr>
+          <w:rFonts w:ascii="Arial" w:hAnsi="Arial"/>
+          <w:i w:val="0"/>
+          <w:sz w:val="20"/>
+        </w:rPr>
+        <w:t>• Instalações elétricas dos splits</w:t>
+      </w:r>
+    </w:p>
+    <w:p>
+      <w:r>
+        <w:rPr>
+          <w:rFonts w:ascii="Arial" w:hAnsi="Arial"/>
+          <w:i w:val="0"/>
+          <w:sz w:val="20"/>
+        </w:rPr>
+        <w:t>• Suportes e acessórios (atualmente estimados por quantidade de equipamentos)</w:t>
+      </w:r>
+    </w:p>
     <w:sectPr>
       <w:pgSz w:w="12240" w:h="15840"/>
       <w:pgMar w:top="1134" w:right="1417" w:bottom="1134" w:left="1417" w:header="720" w:footer="720" w:gutter="0"/>

--- a/base/pacotes/thozen-electra/parametrico-thozen-electra.docx
+++ b/base/pacotes/thozen-electra/parametrico-thozen-electra.docx
@@ -46,7 +46,7 @@
           <w:i/>
           <w:sz w:val="20"/>
         </w:rPr>
-        <w:t>Gerado em 13/04/2026 às 17:12</w:t>
+        <w:t>Gerado em 13/04/2026 às 22:57</w:t>
       </w:r>
     </w:p>
     <w:p/>
@@ -3424,6 +3424,28 @@
       <w:r>
         <w:rPr>
           <w:rFonts w:ascii="Arial" w:hAnsi="Arial"/>
+          <w:b w:val="0"/>
+          <w:i w:val="0"/>
+          <w:sz w:val="18"/>
+        </w:rPr>
+        <w:t>• Elétrica e Hidráulica (freq 1/5, fontes: f-nogueira-soberano)</w:t>
+      </w:r>
+    </w:p>
+    <w:p>
+      <w:r>
+        <w:rPr>
+          <w:rFonts w:ascii="Arial" w:hAnsi="Arial"/>
+          <w:b w:val="0"/>
+          <w:i w:val="0"/>
+          <w:sz w:val="18"/>
+        </w:rPr>
+        <w:t>• Esquadrias (freq 1/5, fontes: f-nogueira-soberano)</w:t>
+      </w:r>
+    </w:p>
+    <w:p>
+      <w:r>
+        <w:rPr>
+          <w:rFonts w:ascii="Arial" w:hAnsi="Arial"/>
           <w:b/>
           <w:color w:val="2C3E50"/>
           <w:sz w:val="22"/>
@@ -3600,17 +3622,6 @@
       <w:r>
         <w:rPr>
           <w:rFonts w:ascii="Arial" w:hAnsi="Arial"/>
-          <w:b w:val="0"/>
-          <w:i w:val="0"/>
-          <w:sz w:val="18"/>
-        </w:rPr>
-        <w:t>• Esquadrias (freq 1/5, fontes: f-nogueira-soberano)</w:t>
-      </w:r>
-    </w:p>
-    <w:p>
-      <w:r>
-        <w:rPr>
-          <w:rFonts w:ascii="Arial" w:hAnsi="Arial"/>
           <w:b/>
           <w:color w:val="2C3E50"/>
           <w:sz w:val="22"/>
@@ -3627,28 +3638,6 @@
           <w:sz w:val="18"/>
         </w:rPr>
         <w:t>• Estacas e Movimentação (freq 1/5, fontes: colline-de-france-colline-de-france)</w:t>
-      </w:r>
-    </w:p>
-    <w:p>
-      <w:r>
-        <w:rPr>
-          <w:rFonts w:ascii="Arial" w:hAnsi="Arial"/>
-          <w:b/>
-          <w:color w:val="2C3E50"/>
-          <w:sz w:val="22"/>
-        </w:rPr>
-        <w:t>Movimentação de Terra</w:t>
-      </w:r>
-    </w:p>
-    <w:p>
-      <w:r>
-        <w:rPr>
-          <w:rFonts w:ascii="Arial" w:hAnsi="Arial"/>
-          <w:b w:val="0"/>
-          <w:i w:val="0"/>
-          <w:sz w:val="18"/>
-        </w:rPr>
-        <w:t>• Revestimentos Internos (freq 1/5, fontes: f-nogueira-soberano)</w:t>
       </w:r>
     </w:p>
     <w:p/>
@@ -4492,769 +4481,7 @@
           <w:i/>
           <w:sz w:val="16"/>
         </w:rPr>
-        <w:t>Memorial gerado automaticamente por gerar_memorial_pacote.py em 13/04/2026 17:12</w:t>
-      </w:r>
-    </w:p>
-    <w:p>
-      <w:r>
-        <w:br w:type="page"/>
-      </w:r>
-    </w:p>
-    <w:p>
-      <w:r>
-        <w:rPr>
-          <w:rFonts w:ascii="Arial" w:hAnsi="Arial"/>
-          <w:b/>
-          <w:color w:val="2C3E50"/>
-          <w:sz w:val="28"/>
-        </w:rPr>
-        <w:t>9. Quantitativos extraídos do BIM (DXF)</w:t>
-      </w:r>
-    </w:p>
-    <w:p>
-      <w:r>
-        <w:rPr>
-          <w:rFonts w:ascii="Arial" w:hAnsi="Arial"/>
-          <w:i/>
-          <w:sz w:val="20"/>
-        </w:rPr>
-        <w:t>Esta seção complementa o orçamento automatizado com quantitativos extraídos diretamente dos arquivos DXF do projeto (ar-condicionado e exaustão de churrasqueira). Os números abaixo são literais do projeto, não vêm da base calibrada.</w:t>
-      </w:r>
-    </w:p>
-    <w:p/>
-    <w:p>
-      <w:r>
-        <w:rPr>
-          <w:rFonts w:ascii="Arial" w:hAnsi="Arial"/>
-          <w:b/>
-          <w:color w:val="2C3E50"/>
-          <w:sz w:val="24"/>
-        </w:rPr>
-        <w:t>9.1. Sistema de Ar-Condicionado</w:t>
-      </w:r>
-    </w:p>
-    <w:p>
-      <w:r>
-        <w:rPr>
-          <w:rFonts w:ascii="Arial" w:hAnsi="Arial"/>
-          <w:i/>
-          <w:sz w:val="20"/>
-        </w:rPr>
-        <w:t>Extraído de dxf-arcondicionado/quantitativos-processados-r05.md</w:t>
-      </w:r>
-    </w:p>
-    <w:tbl>
-      <w:tblPr>
-        <w:tblStyle w:val="LightGrid-Accent1"/>
-        <w:tblW w:type="auto" w:w="0"/>
-        <w:tblLook w:firstColumn="1" w:firstRow="1" w:lastColumn="0" w:lastRow="0" w:noHBand="0" w:noVBand="1" w:val="04A0"/>
-      </w:tblPr>
-      <w:tblGrid>
-        <w:gridCol w:w="2351"/>
-        <w:gridCol w:w="2351"/>
-        <w:gridCol w:w="2351"/>
-        <w:gridCol w:w="2351"/>
-      </w:tblGrid>
-      <w:tr>
-        <w:tc>
-          <w:tcPr>
-            <w:tcW w:type="dxa" w:w="2351"/>
-          </w:tcPr>
-          <w:p>
-            <w:r>
-              <w:rPr>
-                <w:b/>
-                <w:color w:val="FFFFFF"/>
-                <w:sz w:val="18"/>
-              </w:rPr>
-              <w:t>Equipamento</w:t>
-            </w:r>
-          </w:p>
-        </w:tc>
-        <w:tc>
-          <w:tcPr>
-            <w:tcW w:type="dxa" w:w="2351"/>
-          </w:tcPr>
-          <w:p>
-            <w:r>
-              <w:rPr>
-                <w:b/>
-                <w:color w:val="FFFFFF"/>
-                <w:sz w:val="18"/>
-              </w:rPr>
-              <w:t>Qtd</w:t>
-            </w:r>
-          </w:p>
-        </w:tc>
-        <w:tc>
-          <w:tcPr>
-            <w:tcW w:type="dxa" w:w="2351"/>
-          </w:tcPr>
-          <w:p>
-            <w:r>
-              <w:rPr>
-                <w:b/>
-                <w:color w:val="FFFFFF"/>
-                <w:sz w:val="18"/>
-              </w:rPr>
-              <w:t>Potência</w:t>
-            </w:r>
-          </w:p>
-        </w:tc>
-        <w:tc>
-          <w:tcPr>
-            <w:tcW w:type="dxa" w:w="2351"/>
-          </w:tcPr>
-          <w:p>
-            <w:r>
-              <w:rPr>
-                <w:b/>
-                <w:color w:val="FFFFFF"/>
-                <w:sz w:val="18"/>
-              </w:rPr>
-              <w:t>TR</w:t>
-            </w:r>
-          </w:p>
-        </w:tc>
-      </w:tr>
-      <w:tr>
-        <w:tc>
-          <w:tcPr>
-            <w:tcW w:type="dxa" w:w="2351"/>
-          </w:tcPr>
-          <w:p>
-            <w:r>
-              <w:rPr>
-                <w:rFonts w:ascii="Arial" w:hAnsi="Arial"/>
-                <w:sz w:val="18"/>
-              </w:rPr>
-              <w:t>Evaporadoras</w:t>
-            </w:r>
-          </w:p>
-        </w:tc>
-        <w:tc>
-          <w:tcPr>
-            <w:tcW w:type="dxa" w:w="2351"/>
-          </w:tcPr>
-          <w:p>
-            <w:r>
-              <w:rPr>
-                <w:rFonts w:ascii="Arial" w:hAnsi="Arial"/>
-                <w:sz w:val="18"/>
-              </w:rPr>
-              <w:t>80 un</w:t>
-            </w:r>
-          </w:p>
-        </w:tc>
-        <w:tc>
-          <w:tcPr>
-            <w:tcW w:type="dxa" w:w="2351"/>
-          </w:tcPr>
-          <w:p>
-            <w:r>
-              <w:rPr>
-                <w:rFonts w:ascii="Arial" w:hAnsi="Arial"/>
-                <w:sz w:val="18"/>
-              </w:rPr>
-              <w:t>1.266.000 BTU/h</w:t>
-            </w:r>
-          </w:p>
-        </w:tc>
-        <w:tc>
-          <w:tcPr>
-            <w:tcW w:type="dxa" w:w="2351"/>
-          </w:tcPr>
-          <w:p>
-            <w:r>
-              <w:rPr>
-                <w:rFonts w:ascii="Arial" w:hAnsi="Arial"/>
-                <w:sz w:val="18"/>
-              </w:rPr>
-              <w:t>~105,5 TR</w:t>
-            </w:r>
-          </w:p>
-        </w:tc>
-      </w:tr>
-      <w:tr>
-        <w:tc>
-          <w:tcPr>
-            <w:tcW w:type="dxa" w:w="2351"/>
-          </w:tcPr>
-          <w:p>
-            <w:r>
-              <w:rPr>
-                <w:rFonts w:ascii="Arial" w:hAnsi="Arial"/>
-                <w:sz w:val="18"/>
-              </w:rPr>
-              <w:t>Condensadoras</w:t>
-            </w:r>
-          </w:p>
-        </w:tc>
-        <w:tc>
-          <w:tcPr>
-            <w:tcW w:type="dxa" w:w="2351"/>
-          </w:tcPr>
-          <w:p>
-            <w:r>
-              <w:rPr>
-                <w:rFonts w:ascii="Arial" w:hAnsi="Arial"/>
-                <w:sz w:val="18"/>
-              </w:rPr>
-              <w:t>117 un</w:t>
-            </w:r>
-          </w:p>
-        </w:tc>
-        <w:tc>
-          <w:tcPr>
-            <w:tcW w:type="dxa" w:w="2351"/>
-          </w:tcPr>
-          <w:p>
-            <w:r>
-              <w:rPr>
-                <w:rFonts w:ascii="Arial" w:hAnsi="Arial"/>
-                <w:sz w:val="18"/>
-              </w:rPr>
-              <w:t>1.656.000 BTU/h</w:t>
-            </w:r>
-          </w:p>
-        </w:tc>
-        <w:tc>
-          <w:tcPr>
-            <w:tcW w:type="dxa" w:w="2351"/>
-          </w:tcPr>
-          <w:p>
-            <w:r>
-              <w:rPr>
-                <w:rFonts w:ascii="Arial" w:hAnsi="Arial"/>
-                <w:sz w:val="18"/>
-              </w:rPr>
-              <w:t>~138,0 TR</w:t>
-            </w:r>
-          </w:p>
-        </w:tc>
-      </w:tr>
-      <w:tr>
-        <w:tc>
-          <w:tcPr>
-            <w:tcW w:type="dxa" w:w="2351"/>
-          </w:tcPr>
-          <w:p>
-            <w:r>
-              <w:rPr>
-                <w:rFonts w:ascii="Arial" w:hAnsi="Arial"/>
-                <w:sz w:val="18"/>
-              </w:rPr>
-              <w:t>Total geral</w:t>
-            </w:r>
-          </w:p>
-        </w:tc>
-        <w:tc>
-          <w:tcPr>
-            <w:tcW w:type="dxa" w:w="2351"/>
-          </w:tcPr>
-          <w:p>
-            <w:r>
-              <w:rPr>
-                <w:rFonts w:ascii="Arial" w:hAnsi="Arial"/>
-                <w:sz w:val="18"/>
-              </w:rPr>
-              <w:t>197 un</w:t>
-            </w:r>
-          </w:p>
-        </w:tc>
-        <w:tc>
-          <w:tcPr>
-            <w:tcW w:type="dxa" w:w="2351"/>
-          </w:tcPr>
-          <w:p>
-            <w:r>
-              <w:rPr>
-                <w:rFonts w:ascii="Arial" w:hAnsi="Arial"/>
-                <w:sz w:val="18"/>
-              </w:rPr>
-              <w:t>—</w:t>
-            </w:r>
-          </w:p>
-        </w:tc>
-        <w:tc>
-          <w:tcPr>
-            <w:tcW w:type="dxa" w:w="2351"/>
-          </w:tcPr>
-          <w:p>
-            <w:r>
-              <w:rPr>
-                <w:rFonts w:ascii="Arial" w:hAnsi="Arial"/>
-                <w:sz w:val="18"/>
-              </w:rPr>
-              <w:t>**138 TR (carga térmica total)**</w:t>
-            </w:r>
-          </w:p>
-        </w:tc>
-      </w:tr>
-    </w:tbl>
-    <w:p>
-      <w:r>
-        <w:rPr>
-          <w:rFonts w:ascii="Arial" w:hAnsi="Arial"/>
-          <w:i w:val="0"/>
-          <w:sz w:val="20"/>
-        </w:rPr>
-        <w:t>Distribuição: Térreo, Lazer, Pavimentos Tipo (×24)</w:t>
-      </w:r>
-    </w:p>
-    <w:p>
-      <w:r>
-        <w:rPr>
-          <w:rFonts w:ascii="Arial" w:hAnsi="Arial"/>
-          <w:i w:val="0"/>
-          <w:sz w:val="20"/>
-        </w:rPr>
-        <w:t>Modelo predominante: Splits 9k/12k/18k/24k/30k BTU/h</w:t>
-      </w:r>
-    </w:p>
-    <w:p>
-      <w:r>
-        <w:rPr>
-          <w:rFonts w:ascii="Arial" w:hAnsi="Arial"/>
-          <w:i w:val="0"/>
-          <w:sz w:val="20"/>
-        </w:rPr>
-        <w:t>Potência média por evaporadora: 15.825 BTU/h</w:t>
-      </w:r>
-    </w:p>
-    <w:p>
-      <w:r>
-        <w:rPr>
-          <w:rFonts w:ascii="Arial" w:hAnsi="Arial"/>
-          <w:i w:val="0"/>
-          <w:sz w:val="20"/>
-        </w:rPr>
-        <w:t>Potência média por condensadora: 14.154 BTU/h</w:t>
-      </w:r>
-    </w:p>
-    <w:p/>
-    <w:p>
-      <w:r>
-        <w:rPr>
-          <w:rFonts w:ascii="Arial" w:hAnsi="Arial"/>
-          <w:b/>
-          <w:color w:val="2C3E50"/>
-          <w:sz w:val="24"/>
-        </w:rPr>
-        <w:t>9.2. Sistema de Exaustão de Churrasqueiras</w:t>
-      </w:r>
-    </w:p>
-    <w:p>
-      <w:r>
-        <w:rPr>
-          <w:rFonts w:ascii="Arial" w:hAnsi="Arial"/>
-          <w:i/>
-          <w:sz w:val="20"/>
-        </w:rPr>
-        <w:t>Extraído de dxf-exaustao/RESUMO-EXTRACAO.md</w:t>
-      </w:r>
-    </w:p>
-    <w:tbl>
-      <w:tblPr>
-        <w:tblStyle w:val="LightGrid-Accent1"/>
-        <w:tblW w:type="auto" w:w="0"/>
-        <w:tblLook w:firstColumn="1" w:firstRow="1" w:lastColumn="0" w:lastRow="0" w:noHBand="0" w:noVBand="1" w:val="04A0"/>
-      </w:tblPr>
-      <w:tblGrid>
-        <w:gridCol w:w="3135"/>
-        <w:gridCol w:w="3135"/>
-        <w:gridCol w:w="3135"/>
-      </w:tblGrid>
-      <w:tr>
-        <w:tc>
-          <w:tcPr>
-            <w:tcW w:type="dxa" w:w="3135"/>
-          </w:tcPr>
-          <w:p>
-            <w:r>
-              <w:rPr>
-                <w:b/>
-                <w:color w:val="FFFFFF"/>
-                <w:sz w:val="18"/>
-              </w:rPr>
-              <w:t>Item</w:t>
-            </w:r>
-          </w:p>
-        </w:tc>
-        <w:tc>
-          <w:tcPr>
-            <w:tcW w:type="dxa" w:w="3135"/>
-          </w:tcPr>
-          <w:p>
-            <w:r>
-              <w:rPr>
-                <w:b/>
-                <w:color w:val="FFFFFF"/>
-                <w:sz w:val="18"/>
-              </w:rPr>
-              <w:t>Qtd</w:t>
-            </w:r>
-          </w:p>
-        </w:tc>
-        <w:tc>
-          <w:tcPr>
-            <w:tcW w:type="dxa" w:w="3135"/>
-          </w:tcPr>
-          <w:p>
-            <w:r>
-              <w:rPr>
-                <w:b/>
-                <w:color w:val="FFFFFF"/>
-                <w:sz w:val="18"/>
-              </w:rPr>
-              <w:t>Especificação</w:t>
-            </w:r>
-          </w:p>
-        </w:tc>
-      </w:tr>
-      <w:tr>
-        <w:tc>
-          <w:tcPr>
-            <w:tcW w:type="dxa" w:w="3135"/>
-          </w:tcPr>
-          <w:p>
-            <w:r>
-              <w:rPr>
-                <w:rFonts w:ascii="Arial" w:hAnsi="Arial"/>
-                <w:sz w:val="18"/>
-              </w:rPr>
-              <w:t>Churrasqueiras</w:t>
-            </w:r>
-          </w:p>
-        </w:tc>
-        <w:tc>
-          <w:tcPr>
-            <w:tcW w:type="dxa" w:w="3135"/>
-          </w:tcPr>
-          <w:p>
-            <w:r>
-              <w:rPr>
-                <w:rFonts w:ascii="Arial" w:hAnsi="Arial"/>
-                <w:sz w:val="18"/>
-              </w:rPr>
-              <w:t>195 un</w:t>
-            </w:r>
-          </w:p>
-        </w:tc>
-        <w:tc>
-          <w:tcPr>
-            <w:tcW w:type="dxa" w:w="3135"/>
-          </w:tcPr>
-          <w:p>
-            <w:r>
-              <w:rPr>
-                <w:rFonts w:ascii="Arial" w:hAnsi="Arial"/>
-                <w:sz w:val="18"/>
-              </w:rPr>
-              <w:t>—</w:t>
-            </w:r>
-          </w:p>
-        </w:tc>
-      </w:tr>
-      <w:tr>
-        <w:tc>
-          <w:tcPr>
-            <w:tcW w:type="dxa" w:w="3135"/>
-          </w:tcPr>
-          <w:p>
-            <w:r>
-              <w:rPr>
-                <w:rFonts w:ascii="Arial" w:hAnsi="Arial"/>
-                <w:sz w:val="18"/>
-              </w:rPr>
-              <w:t>Exaustores</w:t>
-            </w:r>
-          </w:p>
-        </w:tc>
-        <w:tc>
-          <w:tcPr>
-            <w:tcW w:type="dxa" w:w="3135"/>
-          </w:tcPr>
-          <w:p>
-            <w:r>
-              <w:rPr>
-                <w:rFonts w:ascii="Arial" w:hAnsi="Arial"/>
-                <w:sz w:val="18"/>
-              </w:rPr>
-              <w:t>8 un</w:t>
-            </w:r>
-          </w:p>
-        </w:tc>
-        <w:tc>
-          <w:tcPr>
-            <w:tcW w:type="dxa" w:w="3135"/>
-          </w:tcPr>
-          <w:p>
-            <w:r>
-              <w:rPr>
-                <w:rFonts w:ascii="Arial" w:hAnsi="Arial"/>
-                <w:sz w:val="18"/>
-              </w:rPr>
-              <w:t>TCV 710 Berliner Luft, 10.600 m³/h, 3,0 kW</w:t>
-            </w:r>
-          </w:p>
-        </w:tc>
-      </w:tr>
-      <w:tr>
-        <w:tc>
-          <w:tcPr>
-            <w:tcW w:type="dxa" w:w="3135"/>
-          </w:tcPr>
-          <w:p>
-            <w:r>
-              <w:rPr>
-                <w:rFonts w:ascii="Arial" w:hAnsi="Arial"/>
-                <w:sz w:val="18"/>
-              </w:rPr>
-              <w:t>Inversores de frequência</w:t>
-            </w:r>
-          </w:p>
-        </w:tc>
-        <w:tc>
-          <w:tcPr>
-            <w:tcW w:type="dxa" w:w="3135"/>
-          </w:tcPr>
-          <w:p>
-            <w:r>
-              <w:rPr>
-                <w:rFonts w:ascii="Arial" w:hAnsi="Arial"/>
-                <w:sz w:val="18"/>
-              </w:rPr>
-              <w:t>8 un</w:t>
-            </w:r>
-          </w:p>
-        </w:tc>
-        <w:tc>
-          <w:tcPr>
-            <w:tcW w:type="dxa" w:w="3135"/>
-          </w:tcPr>
-          <w:p>
-            <w:r>
-              <w:rPr>
-                <w:rFonts w:ascii="Arial" w:hAnsi="Arial"/>
-                <w:sz w:val="18"/>
-              </w:rPr>
-              <w:t>obrigatórios</w:t>
-            </w:r>
-          </w:p>
-        </w:tc>
-      </w:tr>
-      <w:tr>
-        <w:tc>
-          <w:tcPr>
-            <w:tcW w:type="dxa" w:w="3135"/>
-          </w:tcPr>
-          <w:p>
-            <w:r>
-              <w:rPr>
-                <w:rFonts w:ascii="Arial" w:hAnsi="Arial"/>
-                <w:sz w:val="18"/>
-              </w:rPr>
-              <w:t>Dutos galvanizado</w:t>
-            </w:r>
-          </w:p>
-        </w:tc>
-        <w:tc>
-          <w:tcPr>
-            <w:tcW w:type="dxa" w:w="3135"/>
-          </w:tcPr>
-          <w:p>
-            <w:r>
-              <w:rPr>
-                <w:rFonts w:ascii="Arial" w:hAnsi="Arial"/>
-                <w:sz w:val="18"/>
-              </w:rPr>
-              <w:t>1.400-1.720 m</w:t>
-            </w:r>
-          </w:p>
-        </w:tc>
-        <w:tc>
-          <w:tcPr>
-            <w:tcW w:type="dxa" w:w="3135"/>
-          </w:tcPr>
-          <w:p>
-            <w:r>
-              <w:rPr>
-                <w:rFonts w:ascii="Arial" w:hAnsi="Arial"/>
-                <w:sz w:val="18"/>
-              </w:rPr>
-              <w:t>chapa #24</w:t>
-            </w:r>
-          </w:p>
-        </w:tc>
-      </w:tr>
-      <w:tr>
-        <w:tc>
-          <w:tcPr>
-            <w:tcW w:type="dxa" w:w="3135"/>
-          </w:tcPr>
-          <w:p>
-            <w:r>
-              <w:rPr>
-                <w:rFonts w:ascii="Arial" w:hAnsi="Arial"/>
-                <w:sz w:val="18"/>
-              </w:rPr>
-              <w:t>Prumadas</w:t>
-            </w:r>
-          </w:p>
-        </w:tc>
-        <w:tc>
-          <w:tcPr>
-            <w:tcW w:type="dxa" w:w="3135"/>
-          </w:tcPr>
-          <w:p>
-            <w:r>
-              <w:rPr>
-                <w:rFonts w:ascii="Arial" w:hAnsi="Arial"/>
-                <w:sz w:val="18"/>
-              </w:rPr>
-              <w:t>8 un</w:t>
-            </w:r>
-          </w:p>
-        </w:tc>
-        <w:tc>
-          <w:tcPr>
-            <w:tcW w:type="dxa" w:w="3135"/>
-          </w:tcPr>
-          <w:p>
-            <w:r>
-              <w:rPr>
-                <w:rFonts w:ascii="Arial" w:hAnsi="Arial"/>
-                <w:sz w:val="18"/>
-              </w:rPr>
-              <w:t>—</w:t>
-            </w:r>
-          </w:p>
-        </w:tc>
-      </w:tr>
-    </w:tbl>
-    <w:p>
-      <w:r>
-        <w:rPr>
-          <w:rFonts w:ascii="Arial" w:hAnsi="Arial"/>
-          <w:i w:val="0"/>
-          <w:sz w:val="20"/>
-        </w:rPr>
-        <w:t>Estimativa de custo: R$ 1.100.000 - R$ 1.800.000 (±10-15% incerteza)</w:t>
-      </w:r>
-    </w:p>
-    <w:p/>
-    <w:p>
-      <w:r>
-        <w:rPr>
-          <w:rFonts w:ascii="Arial" w:hAnsi="Arial"/>
-          <w:b/>
-          <w:color w:val="2C3E50"/>
-          <w:sz w:val="24"/>
-        </w:rPr>
-        <w:t>9.3. Coerência com o orçamento automatizado</w:t>
-      </w:r>
-    </w:p>
-    <w:p>
-      <w:r>
-        <w:rPr>
-          <w:rFonts w:ascii="Arial" w:hAnsi="Arial"/>
-          <w:i w:val="0"/>
-          <w:sz w:val="20"/>
-        </w:rPr>
-        <w:t>Os valores acima estão CONSOLIDADOS dentro dos macrogrupos correspondentes do executivo automatizado:</w:t>
-      </w:r>
-    </w:p>
-    <w:p>
-      <w:r>
-        <w:rPr>
-          <w:rFonts w:ascii="Arial" w:hAnsi="Arial"/>
-          <w:i w:val="0"/>
-          <w:sz w:val="20"/>
-        </w:rPr>
-        <w:t>• AC e exaustão entram no macrogrupo Climatização (R$ 51,02/m² × 37.894 m² = R$ 1.933.000) e parcialmente em Sistemas Especiais</w:t>
-      </w:r>
-    </w:p>
-    <w:p>
-      <w:r>
-        <w:rPr>
-          <w:rFonts w:ascii="Arial" w:hAnsi="Arial"/>
-          <w:i w:val="0"/>
-          <w:sz w:val="20"/>
-        </w:rPr>
-        <w:t>• A estimativa BIM da exaustão (R$ 1,1-1,8M) e do AC (138 TR × R$ 6.000-9.000/TR ≈ R$ 828k-1,2M) total em R$ 2-3M, levemente acima do calibrado (R$ 1,9M de Climatização)</w:t>
-      </w:r>
-    </w:p>
-    <w:p>
-      <w:r>
-        <w:rPr>
-          <w:rFonts w:ascii="Arial" w:hAnsi="Arial"/>
-          <w:i w:val="0"/>
-          <w:sz w:val="20"/>
-        </w:rPr>
-        <w:t>• Sugere-se ajuste fino manual no executivo para refletir os valores BIM exatos</w:t>
-      </w:r>
-    </w:p>
-    <w:p/>
-    <w:p>
-      <w:r>
-        <w:rPr>
-          <w:rFonts w:ascii="Arial" w:hAnsi="Arial"/>
-          <w:b/>
-          <w:color w:val="2C3E50"/>
-          <w:sz w:val="24"/>
-        </w:rPr>
-        <w:t>9.4. Próximas extrações pendentes</w:t>
-      </w:r>
-    </w:p>
-    <w:p>
-      <w:r>
-        <w:rPr>
-          <w:rFonts w:ascii="Arial" w:hAnsi="Arial"/>
-          <w:i w:val="0"/>
-          <w:sz w:val="20"/>
-        </w:rPr>
-        <w:t>Conforme RESUMO-EXTRACAO.md do BIM, faltam ainda extrair:</w:t>
-      </w:r>
-    </w:p>
-    <w:p>
-      <w:r>
-        <w:rPr>
-          <w:rFonts w:ascii="Arial" w:hAnsi="Arial"/>
-          <w:i w:val="0"/>
-          <w:sz w:val="20"/>
-        </w:rPr>
-        <w:t>• Tubulações frigoríficas (layers específicos)</w:t>
-      </w:r>
-    </w:p>
-    <w:p>
-      <w:r>
-        <w:rPr>
-          <w:rFonts w:ascii="Arial" w:hAnsi="Arial"/>
-          <w:i w:val="0"/>
-          <w:sz w:val="20"/>
-        </w:rPr>
-        <w:t>• Linhas de dreno</w:t>
-      </w:r>
-    </w:p>
-    <w:p>
-      <w:r>
-        <w:rPr>
-          <w:rFonts w:ascii="Arial" w:hAnsi="Arial"/>
-          <w:i w:val="0"/>
-          <w:sz w:val="20"/>
-        </w:rPr>
-        <w:t>• Instalações elétricas dos splits</w:t>
-      </w:r>
-    </w:p>
-    <w:p>
-      <w:r>
-        <w:rPr>
-          <w:rFonts w:ascii="Arial" w:hAnsi="Arial"/>
-          <w:i w:val="0"/>
-          <w:sz w:val="20"/>
-        </w:rPr>
-        <w:t>• Suportes e acessórios (atualmente estimados por quantidade de equipamentos)</w:t>
+        <w:t>Memorial gerado automaticamente por gerar_memorial_pacote.py em 13/04/2026 22:57</w:t>
       </w:r>
     </w:p>
     <w:sectPr>

--- a/base/pacotes/thozen-electra/parametrico-thozen-electra.docx
+++ b/base/pacotes/thozen-electra/parametrico-thozen-electra.docx
@@ -46,7 +46,7 @@
           <w:i/>
           <w:sz w:val="20"/>
         </w:rPr>
-        <w:t>Gerado em 13/04/2026 às 22:57</w:t>
+        <w:t>Gerado em 14/04/2026 às 07:43</w:t>
       </w:r>
     </w:p>
     <w:p/>
@@ -1399,7 +1399,7 @@
           <w:i/>
           <w:sz w:val="20"/>
         </w:rPr>
-        <w:t>Custos calibrados a partir de 986 amostras de 0 projetos similares.</w:t>
+        <w:t>Custos calibrados a partir de 179 amostras de 0 projetos similares.</w:t>
       </w:r>
     </w:p>
     <w:tbl>
@@ -1518,7 +1518,7 @@
                 <w:rFonts w:ascii="Arial" w:hAnsi="Arial"/>
                 <w:sz w:val="18"/>
               </w:rPr>
-              <w:t>R$ 9.375.120</w:t>
+              <w:t>R$ 22.703.745</w:t>
             </w:r>
           </w:p>
         </w:tc>
@@ -1532,7 +1532,7 @@
                 <w:rFonts w:ascii="Arial" w:hAnsi="Arial"/>
                 <w:sz w:val="18"/>
               </w:rPr>
-              <w:t>247,40</w:t>
+              <w:t>599,14</w:t>
             </w:r>
           </w:p>
         </w:tc>
@@ -1546,7 +1546,7 @@
                 <w:rFonts w:ascii="Arial" w:hAnsi="Arial"/>
                 <w:sz w:val="18"/>
               </w:rPr>
-              <w:t>7.4%</w:t>
+              <w:t>14.0%</w:t>
             </w:r>
           </w:p>
         </w:tc>
@@ -1560,7 +1560,7 @@
                 <w:rFonts w:ascii="Arial" w:hAnsi="Arial"/>
                 <w:sz w:val="18"/>
               </w:rPr>
-              <w:t>131</w:t>
+              <w:t>7</w:t>
             </w:r>
           </w:p>
         </w:tc>
@@ -1590,7 +1590,7 @@
                 <w:rFonts w:ascii="Arial" w:hAnsi="Arial"/>
                 <w:sz w:val="18"/>
               </w:rPr>
-              <w:t>R$ 814.935</w:t>
+              <w:t>R$ 4.901.954</w:t>
             </w:r>
           </w:p>
         </w:tc>
@@ -1604,7 +1604,7 @@
                 <w:rFonts w:ascii="Arial" w:hAnsi="Arial"/>
                 <w:sz w:val="18"/>
               </w:rPr>
-              <w:t>21,51</w:t>
+              <w:t>129,36</w:t>
             </w:r>
           </w:p>
         </w:tc>
@@ -1618,7 +1618,7 @@
                 <w:rFonts w:ascii="Arial" w:hAnsi="Arial"/>
                 <w:sz w:val="18"/>
               </w:rPr>
-              <w:t>0.6%</w:t>
+              <w:t>3.0%</w:t>
             </w:r>
           </w:p>
         </w:tc>
@@ -1632,7 +1632,7 @@
                 <w:rFonts w:ascii="Arial" w:hAnsi="Arial"/>
                 <w:sz w:val="18"/>
               </w:rPr>
-              <w:t>58</w:t>
+              <w:t>8</w:t>
             </w:r>
           </w:p>
         </w:tc>
@@ -1662,7 +1662,7 @@
                 <w:rFonts w:ascii="Arial" w:hAnsi="Arial"/>
                 <w:sz w:val="18"/>
               </w:rPr>
-              <w:t>R$ 7.785.102</w:t>
+              <w:t>R$ 8.265.036</w:t>
             </w:r>
           </w:p>
         </w:tc>
@@ -1676,7 +1676,7 @@
                 <w:rFonts w:ascii="Arial" w:hAnsi="Arial"/>
                 <w:sz w:val="18"/>
               </w:rPr>
-              <w:t>205,44</w:t>
+              <w:t>218,11</w:t>
             </w:r>
           </w:p>
         </w:tc>
@@ -1690,7 +1690,7 @@
                 <w:rFonts w:ascii="Arial" w:hAnsi="Arial"/>
                 <w:sz w:val="18"/>
               </w:rPr>
-              <w:t>6.2%</w:t>
+              <w:t>5.1%</w:t>
             </w:r>
           </w:p>
         </w:tc>
@@ -1704,7 +1704,7 @@
                 <w:rFonts w:ascii="Arial" w:hAnsi="Arial"/>
                 <w:sz w:val="18"/>
               </w:rPr>
-              <w:t>63</w:t>
+              <w:t>8</w:t>
             </w:r>
           </w:p>
         </w:tc>
@@ -1734,7 +1734,7 @@
                 <w:rFonts w:ascii="Arial" w:hAnsi="Arial"/>
                 <w:sz w:val="18"/>
               </w:rPr>
-              <w:t>R$ 26.147.355</w:t>
+              <w:t>R$ 27.878.535</w:t>
             </w:r>
           </w:p>
         </w:tc>
@@ -1748,7 +1748,7 @@
                 <w:rFonts w:ascii="Arial" w:hAnsi="Arial"/>
                 <w:sz w:val="18"/>
               </w:rPr>
-              <w:t>690,02</w:t>
+              <w:t>735,70</w:t>
             </w:r>
           </w:p>
         </w:tc>
@@ -1762,7 +1762,7 @@
                 <w:rFonts w:ascii="Arial" w:hAnsi="Arial"/>
                 <w:sz w:val="18"/>
               </w:rPr>
-              <w:t>20.7%</w:t>
+              <w:t>17.1%</w:t>
             </w:r>
           </w:p>
         </w:tc>
@@ -1776,7 +1776,7 @@
                 <w:rFonts w:ascii="Arial" w:hAnsi="Arial"/>
                 <w:sz w:val="18"/>
               </w:rPr>
-              <w:t>56</w:t>
+              <w:t>8</w:t>
             </w:r>
           </w:p>
         </w:tc>
@@ -1806,7 +1806,7 @@
                 <w:rFonts w:ascii="Arial" w:hAnsi="Arial"/>
                 <w:sz w:val="18"/>
               </w:rPr>
-              <w:t>R$ 6.338.226</w:t>
+              <w:t>R$ 7.638.271</w:t>
             </w:r>
           </w:p>
         </w:tc>
@@ -1820,7 +1820,7 @@
                 <w:rFonts w:ascii="Arial" w:hAnsi="Arial"/>
                 <w:sz w:val="18"/>
               </w:rPr>
-              <w:t>167,26</w:t>
+              <w:t>201,57</w:t>
             </w:r>
           </w:p>
         </w:tc>
@@ -1834,7 +1834,7 @@
                 <w:rFonts w:ascii="Arial" w:hAnsi="Arial"/>
                 <w:sz w:val="18"/>
               </w:rPr>
-              <w:t>5.0%</w:t>
+              <w:t>4.7%</w:t>
             </w:r>
           </w:p>
         </w:tc>
@@ -1848,7 +1848,7 @@
                 <w:rFonts w:ascii="Arial" w:hAnsi="Arial"/>
                 <w:sz w:val="18"/>
               </w:rPr>
-              <w:t>130</w:t>
+              <w:t>8</w:t>
             </w:r>
           </w:p>
         </w:tc>
@@ -1878,7 +1878,7 @@
                 <w:rFonts w:ascii="Arial" w:hAnsi="Arial"/>
                 <w:sz w:val="18"/>
               </w:rPr>
-              <w:t>R$ 2.434.731</w:t>
+              <w:t>R$ 3.532.847</w:t>
             </w:r>
           </w:p>
         </w:tc>
@@ -1892,7 +1892,7 @@
                 <w:rFonts w:ascii="Arial" w:hAnsi="Arial"/>
                 <w:sz w:val="18"/>
               </w:rPr>
-              <w:t>64,25</w:t>
+              <w:t>93,23</w:t>
             </w:r>
           </w:p>
         </w:tc>
@@ -1906,7 +1906,7 @@
                 <w:rFonts w:ascii="Arial" w:hAnsi="Arial"/>
                 <w:sz w:val="18"/>
               </w:rPr>
-              <w:t>1.9%</w:t>
+              <w:t>2.2%</w:t>
             </w:r>
           </w:p>
         </w:tc>
@@ -1920,7 +1920,7 @@
                 <w:rFonts w:ascii="Arial" w:hAnsi="Arial"/>
                 <w:sz w:val="18"/>
               </w:rPr>
-              <w:t>61</w:t>
+              <w:t>7</w:t>
             </w:r>
           </w:p>
         </w:tc>
@@ -1950,7 +1950,7 @@
                 <w:rFonts w:ascii="Arial" w:hAnsi="Arial"/>
                 <w:sz w:val="18"/>
               </w:rPr>
-              <w:t>R$ 12.535.014</w:t>
+              <w:t>R$ 15.224.249</w:t>
             </w:r>
           </w:p>
         </w:tc>
@@ -1964,7 +1964,7 @@
                 <w:rFonts w:ascii="Arial" w:hAnsi="Arial"/>
                 <w:sz w:val="18"/>
               </w:rPr>
-              <w:t>330,79</w:t>
+              <w:t>401,76</w:t>
             </w:r>
           </w:p>
         </w:tc>
@@ -1978,7 +1978,7 @@
                 <w:rFonts w:ascii="Arial" w:hAnsi="Arial"/>
                 <w:sz w:val="18"/>
               </w:rPr>
-              <w:t>9.9%</w:t>
+              <w:t>9.4%</w:t>
             </w:r>
           </w:p>
         </w:tc>
@@ -1992,7 +1992,79 @@
                 <w:rFonts w:ascii="Arial" w:hAnsi="Arial"/>
                 <w:sz w:val="18"/>
               </w:rPr>
-              <w:t>80</w:t>
+              <w:t>7</w:t>
+            </w:r>
+          </w:p>
+        </w:tc>
+      </w:tr>
+      <w:tr>
+        <w:tc>
+          <w:tcPr>
+            <w:tcW w:type="dxa" w:w="1881"/>
+          </w:tcPr>
+          <w:p>
+            <w:r>
+              <w:rPr>
+                <w:rFonts w:ascii="Arial" w:hAnsi="Arial"/>
+                <w:sz w:val="18"/>
+              </w:rPr>
+              <w:t>Sistemas Especiais</w:t>
+            </w:r>
+          </w:p>
+        </w:tc>
+        <w:tc>
+          <w:tcPr>
+            <w:tcW w:type="dxa" w:w="1881"/>
+          </w:tcPr>
+          <w:p>
+            <w:r>
+              <w:rPr>
+                <w:rFonts w:ascii="Arial" w:hAnsi="Arial"/>
+                <w:sz w:val="18"/>
+              </w:rPr>
+              <w:t>R$ 7.996.369</w:t>
+            </w:r>
+          </w:p>
+        </w:tc>
+        <w:tc>
+          <w:tcPr>
+            <w:tcW w:type="dxa" w:w="1881"/>
+          </w:tcPr>
+          <w:p>
+            <w:r>
+              <w:rPr>
+                <w:rFonts w:ascii="Arial" w:hAnsi="Arial"/>
+                <w:sz w:val="18"/>
+              </w:rPr>
+              <w:t>211,02</w:t>
+            </w:r>
+          </w:p>
+        </w:tc>
+        <w:tc>
+          <w:tcPr>
+            <w:tcW w:type="dxa" w:w="1881"/>
+          </w:tcPr>
+          <w:p>
+            <w:r>
+              <w:rPr>
+                <w:rFonts w:ascii="Arial" w:hAnsi="Arial"/>
+                <w:sz w:val="18"/>
+              </w:rPr>
+              <w:t>4.9%</w:t>
+            </w:r>
+          </w:p>
+        </w:tc>
+        <w:tc>
+          <w:tcPr>
+            <w:tcW w:type="dxa" w:w="1881"/>
+          </w:tcPr>
+          <w:p>
+            <w:r>
+              <w:rPr>
+                <w:rFonts w:ascii="Arial" w:hAnsi="Arial"/>
+                <w:sz w:val="18"/>
+              </w:rPr>
+              <w:t>7</w:t>
             </w:r>
           </w:p>
         </w:tc>
@@ -2022,7 +2094,7 @@
                 <w:rFonts w:ascii="Arial" w:hAnsi="Arial"/>
                 <w:sz w:val="18"/>
               </w:rPr>
-              <w:t>R$ 1.933.304</w:t>
+              <w:t>R$ 1.664.300</w:t>
             </w:r>
           </w:p>
         </w:tc>
@@ -2036,7 +2108,7 @@
                 <w:rFonts w:ascii="Arial" w:hAnsi="Arial"/>
                 <w:sz w:val="18"/>
               </w:rPr>
-              <w:t>51,02</w:t>
+              <w:t>43,92</w:t>
             </w:r>
           </w:p>
         </w:tc>
@@ -2050,7 +2122,7 @@
                 <w:rFonts w:ascii="Arial" w:hAnsi="Arial"/>
                 <w:sz w:val="18"/>
               </w:rPr>
-              <w:t>1.5%</w:t>
+              <w:t>1.0%</w:t>
             </w:r>
           </w:p>
         </w:tc>
@@ -2064,7 +2136,7 @@
                 <w:rFonts w:ascii="Arial" w:hAnsi="Arial"/>
                 <w:sz w:val="18"/>
               </w:rPr>
-              <w:t>18</w:t>
+              <w:t>3</w:t>
             </w:r>
           </w:p>
         </w:tc>
@@ -2122,7 +2194,7 @@
                 <w:rFonts w:ascii="Arial" w:hAnsi="Arial"/>
                 <w:sz w:val="18"/>
               </w:rPr>
-              <w:t>3.7%</w:t>
+              <w:t>2.8%</w:t>
             </w:r>
           </w:p>
         </w:tc>
@@ -2166,7 +2238,7 @@
                 <w:rFonts w:ascii="Arial" w:hAnsi="Arial"/>
                 <w:sz w:val="18"/>
               </w:rPr>
-              <w:t>R$ 2.987.474</w:t>
+              <w:t>R$ 2.389.968</w:t>
             </w:r>
           </w:p>
         </w:tc>
@@ -2180,7 +2252,7 @@
                 <w:rFonts w:ascii="Arial" w:hAnsi="Arial"/>
                 <w:sz w:val="18"/>
               </w:rPr>
-              <w:t>78,84</w:t>
+              <w:t>63,07</w:t>
             </w:r>
           </w:p>
         </w:tc>
@@ -2194,7 +2266,7 @@
                 <w:rFonts w:ascii="Arial" w:hAnsi="Arial"/>
                 <w:sz w:val="18"/>
               </w:rPr>
-              <w:t>2.4%</w:t>
+              <w:t>1.5%</w:t>
             </w:r>
           </w:p>
         </w:tc>
@@ -2208,7 +2280,7 @@
                 <w:rFonts w:ascii="Arial" w:hAnsi="Arial"/>
                 <w:sz w:val="18"/>
               </w:rPr>
-              <w:t>35</w:t>
+              <w:t>7</w:t>
             </w:r>
           </w:p>
         </w:tc>
@@ -2238,7 +2310,7 @@
                 <w:rFonts w:ascii="Arial" w:hAnsi="Arial"/>
                 <w:sz w:val="18"/>
               </w:rPr>
-              <w:t>R$ 10.709.893</w:t>
+              <w:t>R$ 12.403.428</w:t>
             </w:r>
           </w:p>
         </w:tc>
@@ -2252,7 +2324,7 @@
                 <w:rFonts w:ascii="Arial" w:hAnsi="Arial"/>
                 <w:sz w:val="18"/>
               </w:rPr>
-              <w:t>282,63</w:t>
+              <w:t>327,32</w:t>
             </w:r>
           </w:p>
         </w:tc>
@@ -2266,7 +2338,7 @@
                 <w:rFonts w:ascii="Arial" w:hAnsi="Arial"/>
                 <w:sz w:val="18"/>
               </w:rPr>
-              <w:t>8.5%</w:t>
+              <w:t>7.6%</w:t>
             </w:r>
           </w:p>
         </w:tc>
@@ -2280,7 +2352,7 @@
                 <w:rFonts w:ascii="Arial" w:hAnsi="Arial"/>
                 <w:sz w:val="18"/>
               </w:rPr>
-              <w:t>42</w:t>
+              <w:t>7</w:t>
             </w:r>
           </w:p>
         </w:tc>
@@ -2310,7 +2382,7 @@
                 <w:rFonts w:ascii="Arial" w:hAnsi="Arial"/>
                 <w:sz w:val="18"/>
               </w:rPr>
-              <w:t>R$ 5.683.220</w:t>
+              <w:t>R$ 5.449.520</w:t>
             </w:r>
           </w:p>
         </w:tc>
@@ -2324,7 +2396,7 @@
                 <w:rFonts w:ascii="Arial" w:hAnsi="Arial"/>
                 <w:sz w:val="18"/>
               </w:rPr>
-              <w:t>149,98</w:t>
+              <w:t>143,81</w:t>
             </w:r>
           </w:p>
         </w:tc>
@@ -2338,7 +2410,7 @@
                 <w:rFonts w:ascii="Arial" w:hAnsi="Arial"/>
                 <w:sz w:val="18"/>
               </w:rPr>
-              <w:t>4.5%</w:t>
+              <w:t>3.3%</w:t>
             </w:r>
           </w:p>
         </w:tc>
@@ -2352,7 +2424,7 @@
                 <w:rFonts w:ascii="Arial" w:hAnsi="Arial"/>
                 <w:sz w:val="18"/>
               </w:rPr>
-              <w:t>61</w:t>
+              <w:t>7</w:t>
             </w:r>
           </w:p>
         </w:tc>
@@ -2382,7 +2454,7 @@
                 <w:rFonts w:ascii="Arial" w:hAnsi="Arial"/>
                 <w:sz w:val="18"/>
               </w:rPr>
-              <w:t>R$ 16.345.490</w:t>
+              <w:t>R$ 14.817.648</w:t>
             </w:r>
           </w:p>
         </w:tc>
@@ -2396,7 +2468,7 @@
                 <w:rFonts w:ascii="Arial" w:hAnsi="Arial"/>
                 <w:sz w:val="18"/>
               </w:rPr>
-              <w:t>431,35</w:t>
+              <w:t>391,03</w:t>
             </w:r>
           </w:p>
         </w:tc>
@@ -2410,7 +2482,7 @@
                 <w:rFonts w:ascii="Arial" w:hAnsi="Arial"/>
                 <w:sz w:val="18"/>
               </w:rPr>
-              <w:t>12.9%</w:t>
+              <w:t>9.1%</w:t>
             </w:r>
           </w:p>
         </w:tc>
@@ -2424,7 +2496,7 @@
                 <w:rFonts w:ascii="Arial" w:hAnsi="Arial"/>
                 <w:sz w:val="18"/>
               </w:rPr>
-              <w:t>56</w:t>
+              <w:t>8</w:t>
             </w:r>
           </w:p>
         </w:tc>
@@ -2454,7 +2526,7 @@
                 <w:rFonts w:ascii="Arial" w:hAnsi="Arial"/>
                 <w:sz w:val="18"/>
               </w:rPr>
-              <w:t>R$ 1.893.698</w:t>
+              <w:t>R$ 2.637.415</w:t>
             </w:r>
           </w:p>
         </w:tc>
@@ -2468,7 +2540,7 @@
                 <w:rFonts w:ascii="Arial" w:hAnsi="Arial"/>
                 <w:sz w:val="18"/>
               </w:rPr>
-              <w:t>49,97</w:t>
+              <w:t>69,60</w:t>
             </w:r>
           </w:p>
         </w:tc>
@@ -2482,7 +2554,7 @@
                 <w:rFonts w:ascii="Arial" w:hAnsi="Arial"/>
                 <w:sz w:val="18"/>
               </w:rPr>
-              <w:t>1.5%</w:t>
+              <w:t>1.6%</w:t>
             </w:r>
           </w:p>
         </w:tc>
@@ -2496,7 +2568,7 @@
                 <w:rFonts w:ascii="Arial" w:hAnsi="Arial"/>
                 <w:sz w:val="18"/>
               </w:rPr>
-              <w:t>21</w:t>
+              <w:t>6</w:t>
             </w:r>
           </w:p>
         </w:tc>
@@ -2526,7 +2598,7 @@
                 <w:rFonts w:ascii="Arial" w:hAnsi="Arial"/>
                 <w:sz w:val="18"/>
               </w:rPr>
-              <w:t>R$ 6.879.243</w:t>
+              <w:t>R$ 7.934.981</w:t>
             </w:r>
           </w:p>
         </w:tc>
@@ -2540,7 +2612,7 @@
                 <w:rFonts w:ascii="Arial" w:hAnsi="Arial"/>
                 <w:sz w:val="18"/>
               </w:rPr>
-              <w:t>181,54</w:t>
+              <w:t>209,40</w:t>
             </w:r>
           </w:p>
         </w:tc>
@@ -2554,7 +2626,7 @@
                 <w:rFonts w:ascii="Arial" w:hAnsi="Arial"/>
                 <w:sz w:val="18"/>
               </w:rPr>
-              <w:t>5.4%</w:t>
+              <w:t>4.9%</w:t>
             </w:r>
           </w:p>
         </w:tc>
@@ -2568,7 +2640,7 @@
                 <w:rFonts w:ascii="Arial" w:hAnsi="Arial"/>
                 <w:sz w:val="18"/>
               </w:rPr>
-              <w:t>33</w:t>
+              <w:t>6</w:t>
             </w:r>
           </w:p>
         </w:tc>
@@ -2598,7 +2670,7 @@
                 <w:rFonts w:ascii="Arial" w:hAnsi="Arial"/>
                 <w:sz w:val="18"/>
               </w:rPr>
-              <w:t>R$ 7.947.445</w:t>
+              <w:t>R$ 9.930.473</w:t>
             </w:r>
           </w:p>
         </w:tc>
@@ -2612,7 +2684,7 @@
                 <w:rFonts w:ascii="Arial" w:hAnsi="Arial"/>
                 <w:sz w:val="18"/>
               </w:rPr>
-              <w:t>209,73</w:t>
+              <w:t>262,06</w:t>
             </w:r>
           </w:p>
         </w:tc>
@@ -2626,7 +2698,7 @@
                 <w:rFonts w:ascii="Arial" w:hAnsi="Arial"/>
                 <w:sz w:val="18"/>
               </w:rPr>
-              <w:t>6.3%</w:t>
+              <w:t>6.1%</w:t>
             </w:r>
           </w:p>
         </w:tc>
@@ -2640,7 +2712,7 @@
                 <w:rFonts w:ascii="Arial" w:hAnsi="Arial"/>
                 <w:sz w:val="18"/>
               </w:rPr>
-              <w:t>57</w:t>
+              <w:t>7</w:t>
             </w:r>
           </w:p>
         </w:tc>
@@ -2670,7 +2742,7 @@
                 <w:rFonts w:ascii="Arial" w:hAnsi="Arial"/>
                 <w:sz w:val="18"/>
               </w:rPr>
-              <w:t>R$ 1.928.261</w:t>
+              <w:t>R$ 2.743.897</w:t>
             </w:r>
           </w:p>
         </w:tc>
@@ -2684,7 +2756,7 @@
                 <w:rFonts w:ascii="Arial" w:hAnsi="Arial"/>
                 <w:sz w:val="18"/>
               </w:rPr>
-              <w:t>50,89</w:t>
+              <w:t>72,41</w:t>
             </w:r>
           </w:p>
         </w:tc>
@@ -2698,7 +2770,7 @@
                 <w:rFonts w:ascii="Arial" w:hAnsi="Arial"/>
                 <w:sz w:val="18"/>
               </w:rPr>
-              <w:t>1.5%</w:t>
+              <w:t>1.7%</w:t>
             </w:r>
           </w:p>
         </w:tc>
@@ -2712,7 +2784,7 @@
                 <w:rFonts w:ascii="Arial" w:hAnsi="Arial"/>
                 <w:sz w:val="18"/>
               </w:rPr>
-              <w:t>23</w:t>
+              <w:t>7</w:t>
             </w:r>
           </w:p>
         </w:tc>
@@ -2742,7 +2814,7 @@
                 <w:rFonts w:ascii="Arial" w:hAnsi="Arial"/>
                 <w:sz w:val="18"/>
               </w:rPr>
-              <w:t>R$ 126.359.369</w:t>
+              <w:t>R$ 162.733.495</w:t>
             </w:r>
           </w:p>
         </w:tc>
@@ -2756,7 +2828,7 @@
                 <w:rFonts w:ascii="Arial" w:hAnsi="Arial"/>
                 <w:sz w:val="18"/>
               </w:rPr>
-              <w:t>3.334,56</w:t>
+              <w:t>4.294,45</w:t>
             </w:r>
           </w:p>
         </w:tc>
@@ -4458,7 +4530,7 @@
           <w:i w:val="0"/>
           <w:sz w:val="20"/>
         </w:rPr>
-        <w:t>R$/m² estimado: 3.334,56</w:t>
+        <w:t>R$/m² estimado: 4.294,45</w:t>
       </w:r>
     </w:p>
     <w:p>
@@ -4469,7 +4541,7 @@
           <w:i w:val="0"/>
           <w:sz w:val="20"/>
         </w:rPr>
-        <w:t>Total estimado: R$ 126.359.369</w:t>
+        <w:t>Total estimado: R$ 162.733.495</w:t>
       </w:r>
     </w:p>
     <w:p/>
@@ -4481,7 +4553,7 @@
           <w:i/>
           <w:sz w:val="16"/>
         </w:rPr>
-        <w:t>Memorial gerado automaticamente por gerar_memorial_pacote.py em 13/04/2026 22:57</w:t>
+        <w:t>Memorial gerado automaticamente por gerar_memorial_pacote.py em 14/04/2026 07:43</w:t>
       </w:r>
     </w:p>
     <w:sectPr>

--- a/base/pacotes/thozen-electra/parametrico-thozen-electra.docx
+++ b/base/pacotes/thozen-electra/parametrico-thozen-electra.docx
@@ -46,7 +46,7 @@
           <w:i/>
           <w:sz w:val="20"/>
         </w:rPr>
-        <w:t>Gerado em 14/04/2026 às 07:43</w:t>
+        <w:t>Gerado em 14/04/2026 às 08:53</w:t>
       </w:r>
     </w:p>
     <w:p/>
@@ -1399,7 +1399,7 @@
           <w:i/>
           <w:sz w:val="20"/>
         </w:rPr>
-        <w:t>Custos calibrados a partir de 179 amostras de 0 projetos similares.</w:t>
+        <w:t>Custos calibrados a partir de 311 amostras de 0 projetos similares.</w:t>
       </w:r>
     </w:p>
     <w:tbl>
@@ -1518,7 +1518,7 @@
                 <w:rFonts w:ascii="Arial" w:hAnsi="Arial"/>
                 <w:sz w:val="18"/>
               </w:rPr>
-              <w:t>R$ 22.703.745</w:t>
+              <w:t>R$ 24.267.626</w:t>
             </w:r>
           </w:p>
         </w:tc>
@@ -1532,7 +1532,7 @@
                 <w:rFonts w:ascii="Arial" w:hAnsi="Arial"/>
                 <w:sz w:val="18"/>
               </w:rPr>
-              <w:t>599,14</w:t>
+              <w:t>640,41</w:t>
             </w:r>
           </w:p>
         </w:tc>
@@ -1546,7 +1546,7 @@
                 <w:rFonts w:ascii="Arial" w:hAnsi="Arial"/>
                 <w:sz w:val="18"/>
               </w:rPr>
-              <w:t>14.0%</w:t>
+              <w:t>15.4%</w:t>
             </w:r>
           </w:p>
         </w:tc>
@@ -1560,7 +1560,7 @@
                 <w:rFonts w:ascii="Arial" w:hAnsi="Arial"/>
                 <w:sz w:val="18"/>
               </w:rPr>
-              <w:t>7</w:t>
+              <w:t>22</w:t>
             </w:r>
           </w:p>
         </w:tc>
@@ -1590,7 +1590,7 @@
                 <w:rFonts w:ascii="Arial" w:hAnsi="Arial"/>
                 <w:sz w:val="18"/>
               </w:rPr>
-              <w:t>R$ 4.901.954</w:t>
+              <w:t>R$ 4.706.042</w:t>
             </w:r>
           </w:p>
         </w:tc>
@@ -1604,7 +1604,7 @@
                 <w:rFonts w:ascii="Arial" w:hAnsi="Arial"/>
                 <w:sz w:val="18"/>
               </w:rPr>
-              <w:t>129,36</w:t>
+              <w:t>124,19</w:t>
             </w:r>
           </w:p>
         </w:tc>
@@ -1632,7 +1632,7 @@
                 <w:rFonts w:ascii="Arial" w:hAnsi="Arial"/>
                 <w:sz w:val="18"/>
               </w:rPr>
-              <w:t>8</w:t>
+              <w:t>23</w:t>
             </w:r>
           </w:p>
         </w:tc>
@@ -1662,7 +1662,7 @@
                 <w:rFonts w:ascii="Arial" w:hAnsi="Arial"/>
                 <w:sz w:val="18"/>
               </w:rPr>
-              <w:t>R$ 8.265.036</w:t>
+              <w:t>R$ 8.730.752</w:t>
             </w:r>
           </w:p>
         </w:tc>
@@ -1676,7 +1676,7 @@
                 <w:rFonts w:ascii="Arial" w:hAnsi="Arial"/>
                 <w:sz w:val="18"/>
               </w:rPr>
-              <w:t>218,11</w:t>
+              <w:t>230,40</w:t>
             </w:r>
           </w:p>
         </w:tc>
@@ -1690,7 +1690,7 @@
                 <w:rFonts w:ascii="Arial" w:hAnsi="Arial"/>
                 <w:sz w:val="18"/>
               </w:rPr>
-              <w:t>5.1%</w:t>
+              <w:t>5.5%</w:t>
             </w:r>
           </w:p>
         </w:tc>
@@ -1704,7 +1704,7 @@
                 <w:rFonts w:ascii="Arial" w:hAnsi="Arial"/>
                 <w:sz w:val="18"/>
               </w:rPr>
-              <w:t>8</w:t>
+              <w:t>23</w:t>
             </w:r>
           </w:p>
         </w:tc>
@@ -1734,7 +1734,7 @@
                 <w:rFonts w:ascii="Arial" w:hAnsi="Arial"/>
                 <w:sz w:val="18"/>
               </w:rPr>
-              <w:t>R$ 27.878.535</w:t>
+              <w:t>R$ 27.216.908</w:t>
             </w:r>
           </w:p>
         </w:tc>
@@ -1748,7 +1748,7 @@
                 <w:rFonts w:ascii="Arial" w:hAnsi="Arial"/>
                 <w:sz w:val="18"/>
               </w:rPr>
-              <w:t>735,70</w:t>
+              <w:t>718,24</w:t>
             </w:r>
           </w:p>
         </w:tc>
@@ -1762,7 +1762,7 @@
                 <w:rFonts w:ascii="Arial" w:hAnsi="Arial"/>
                 <w:sz w:val="18"/>
               </w:rPr>
-              <w:t>17.1%</w:t>
+              <w:t>17.3%</w:t>
             </w:r>
           </w:p>
         </w:tc>
@@ -1776,7 +1776,7 @@
                 <w:rFonts w:ascii="Arial" w:hAnsi="Arial"/>
                 <w:sz w:val="18"/>
               </w:rPr>
-              <w:t>8</w:t>
+              <w:t>23</w:t>
             </w:r>
           </w:p>
         </w:tc>
@@ -1806,7 +1806,7 @@
                 <w:rFonts w:ascii="Arial" w:hAnsi="Arial"/>
                 <w:sz w:val="18"/>
               </w:rPr>
-              <w:t>R$ 7.638.271</w:t>
+              <w:t>R$ 6.892.899</w:t>
             </w:r>
           </w:p>
         </w:tc>
@@ -1820,7 +1820,7 @@
                 <w:rFonts w:ascii="Arial" w:hAnsi="Arial"/>
                 <w:sz w:val="18"/>
               </w:rPr>
-              <w:t>201,57</w:t>
+              <w:t>181,90</w:t>
             </w:r>
           </w:p>
         </w:tc>
@@ -1834,7 +1834,7 @@
                 <w:rFonts w:ascii="Arial" w:hAnsi="Arial"/>
                 <w:sz w:val="18"/>
               </w:rPr>
-              <w:t>4.7%</w:t>
+              <w:t>4.4%</w:t>
             </w:r>
           </w:p>
         </w:tc>
@@ -1848,7 +1848,7 @@
                 <w:rFonts w:ascii="Arial" w:hAnsi="Arial"/>
                 <w:sz w:val="18"/>
               </w:rPr>
-              <w:t>8</w:t>
+              <w:t>21</w:t>
             </w:r>
           </w:p>
         </w:tc>
@@ -1878,7 +1878,7 @@
                 <w:rFonts w:ascii="Arial" w:hAnsi="Arial"/>
                 <w:sz w:val="18"/>
               </w:rPr>
-              <w:t>R$ 3.532.847</w:t>
+              <w:t>R$ 2.817.411</w:t>
             </w:r>
           </w:p>
         </w:tc>
@@ -1892,7 +1892,7 @@
                 <w:rFonts w:ascii="Arial" w:hAnsi="Arial"/>
                 <w:sz w:val="18"/>
               </w:rPr>
-              <w:t>93,23</w:t>
+              <w:t>74,35</w:t>
             </w:r>
           </w:p>
         </w:tc>
@@ -1906,7 +1906,7 @@
                 <w:rFonts w:ascii="Arial" w:hAnsi="Arial"/>
                 <w:sz w:val="18"/>
               </w:rPr>
-              <w:t>2.2%</w:t>
+              <w:t>1.8%</w:t>
             </w:r>
           </w:p>
         </w:tc>
@@ -1920,7 +1920,7 @@
                 <w:rFonts w:ascii="Arial" w:hAnsi="Arial"/>
                 <w:sz w:val="18"/>
               </w:rPr>
-              <w:t>7</w:t>
+              <w:t>20</w:t>
             </w:r>
           </w:p>
         </w:tc>
@@ -1950,7 +1950,7 @@
                 <w:rFonts w:ascii="Arial" w:hAnsi="Arial"/>
                 <w:sz w:val="18"/>
               </w:rPr>
-              <w:t>R$ 15.224.249</w:t>
+              <w:t>R$ 12.130.971</w:t>
             </w:r>
           </w:p>
         </w:tc>
@@ -1964,7 +1964,7 @@
                 <w:rFonts w:ascii="Arial" w:hAnsi="Arial"/>
                 <w:sz w:val="18"/>
               </w:rPr>
-              <w:t>401,76</w:t>
+              <w:t>320,13</w:t>
             </w:r>
           </w:p>
         </w:tc>
@@ -1978,7 +1978,7 @@
                 <w:rFonts w:ascii="Arial" w:hAnsi="Arial"/>
                 <w:sz w:val="18"/>
               </w:rPr>
-              <w:t>9.4%</w:t>
+              <w:t>7.7%</w:t>
             </w:r>
           </w:p>
         </w:tc>
@@ -1992,7 +1992,7 @@
                 <w:rFonts w:ascii="Arial" w:hAnsi="Arial"/>
                 <w:sz w:val="18"/>
               </w:rPr>
-              <w:t>7</w:t>
+              <w:t>21</w:t>
             </w:r>
           </w:p>
         </w:tc>
@@ -2050,7 +2050,7 @@
                 <w:rFonts w:ascii="Arial" w:hAnsi="Arial"/>
                 <w:sz w:val="18"/>
               </w:rPr>
-              <w:t>4.9%</w:t>
+              <w:t>5.1%</w:t>
             </w:r>
           </w:p>
         </w:tc>
@@ -2064,7 +2064,7 @@
                 <w:rFonts w:ascii="Arial" w:hAnsi="Arial"/>
                 <w:sz w:val="18"/>
               </w:rPr>
-              <w:t>7</w:t>
+              <w:t>21</w:t>
             </w:r>
           </w:p>
         </w:tc>
@@ -2094,7 +2094,7 @@
                 <w:rFonts w:ascii="Arial" w:hAnsi="Arial"/>
                 <w:sz w:val="18"/>
               </w:rPr>
-              <w:t>R$ 1.664.300</w:t>
+              <w:t>R$ 1.372.138</w:t>
             </w:r>
           </w:p>
         </w:tc>
@@ -2108,7 +2108,7 @@
                 <w:rFonts w:ascii="Arial" w:hAnsi="Arial"/>
                 <w:sz w:val="18"/>
               </w:rPr>
-              <w:t>43,92</w:t>
+              <w:t>36,21</w:t>
             </w:r>
           </w:p>
         </w:tc>
@@ -2122,7 +2122,7 @@
                 <w:rFonts w:ascii="Arial" w:hAnsi="Arial"/>
                 <w:sz w:val="18"/>
               </w:rPr>
-              <w:t>1.0%</w:t>
+              <w:t>0.9%</w:t>
             </w:r>
           </w:p>
         </w:tc>
@@ -2136,7 +2136,7 @@
                 <w:rFonts w:ascii="Arial" w:hAnsi="Arial"/>
                 <w:sz w:val="18"/>
               </w:rPr>
-              <w:t>3</w:t>
+              <w:t>9</w:t>
             </w:r>
           </w:p>
         </w:tc>
@@ -2166,7 +2166,7 @@
                 <w:rFonts w:ascii="Arial" w:hAnsi="Arial"/>
                 <w:sz w:val="18"/>
               </w:rPr>
-              <w:t>R$ 4.620.860</w:t>
+              <w:t>R$ 3.108.057</w:t>
             </w:r>
           </w:p>
         </w:tc>
@@ -2180,7 +2180,7 @@
                 <w:rFonts w:ascii="Arial" w:hAnsi="Arial"/>
                 <w:sz w:val="18"/>
               </w:rPr>
-              <w:t>121,94</w:t>
+              <w:t>82,02</w:t>
             </w:r>
           </w:p>
         </w:tc>
@@ -2194,7 +2194,7 @@
                 <w:rFonts w:ascii="Arial" w:hAnsi="Arial"/>
                 <w:sz w:val="18"/>
               </w:rPr>
-              <w:t>2.8%</w:t>
+              <w:t>2.0%</w:t>
             </w:r>
           </w:p>
         </w:tc>
@@ -2208,7 +2208,7 @@
                 <w:rFonts w:ascii="Arial" w:hAnsi="Arial"/>
                 <w:sz w:val="18"/>
               </w:rPr>
-              <w:t>61</w:t>
+              <w:t>12</w:t>
             </w:r>
           </w:p>
         </w:tc>
@@ -2238,7 +2238,7 @@
                 <w:rFonts w:ascii="Arial" w:hAnsi="Arial"/>
                 <w:sz w:val="18"/>
               </w:rPr>
-              <w:t>R$ 2.389.968</w:t>
+              <w:t>R$ 2.358.137</w:t>
             </w:r>
           </w:p>
         </w:tc>
@@ -2252,7 +2252,7 @@
                 <w:rFonts w:ascii="Arial" w:hAnsi="Arial"/>
                 <w:sz w:val="18"/>
               </w:rPr>
-              <w:t>63,07</w:t>
+              <w:t>62,23</w:t>
             </w:r>
           </w:p>
         </w:tc>
@@ -2280,7 +2280,7 @@
                 <w:rFonts w:ascii="Arial" w:hAnsi="Arial"/>
                 <w:sz w:val="18"/>
               </w:rPr>
-              <w:t>7</w:t>
+              <w:t>12</w:t>
             </w:r>
           </w:p>
         </w:tc>
@@ -2310,7 +2310,7 @@
                 <w:rFonts w:ascii="Arial" w:hAnsi="Arial"/>
                 <w:sz w:val="18"/>
               </w:rPr>
-              <w:t>R$ 12.403.428</w:t>
+              <w:t>R$ 8.982.747</w:t>
             </w:r>
           </w:p>
         </w:tc>
@@ -2324,7 +2324,7 @@
                 <w:rFonts w:ascii="Arial" w:hAnsi="Arial"/>
                 <w:sz w:val="18"/>
               </w:rPr>
-              <w:t>327,32</w:t>
+              <w:t>237,05</w:t>
             </w:r>
           </w:p>
         </w:tc>
@@ -2338,7 +2338,7 @@
                 <w:rFonts w:ascii="Arial" w:hAnsi="Arial"/>
                 <w:sz w:val="18"/>
               </w:rPr>
-              <w:t>7.6%</w:t>
+              <w:t>5.7%</w:t>
             </w:r>
           </w:p>
         </w:tc>
@@ -2352,7 +2352,7 @@
                 <w:rFonts w:ascii="Arial" w:hAnsi="Arial"/>
                 <w:sz w:val="18"/>
               </w:rPr>
-              <w:t>7</w:t>
+              <w:t>16</w:t>
             </w:r>
           </w:p>
         </w:tc>
@@ -2382,7 +2382,7 @@
                 <w:rFonts w:ascii="Arial" w:hAnsi="Arial"/>
                 <w:sz w:val="18"/>
               </w:rPr>
-              <w:t>R$ 5.449.520</w:t>
+              <w:t>R$ 6.031.192</w:t>
             </w:r>
           </w:p>
         </w:tc>
@@ -2396,7 +2396,7 @@
                 <w:rFonts w:ascii="Arial" w:hAnsi="Arial"/>
                 <w:sz w:val="18"/>
               </w:rPr>
-              <w:t>143,81</w:t>
+              <w:t>159,16</w:t>
             </w:r>
           </w:p>
         </w:tc>
@@ -2410,7 +2410,7 @@
                 <w:rFonts w:ascii="Arial" w:hAnsi="Arial"/>
                 <w:sz w:val="18"/>
               </w:rPr>
-              <w:t>3.3%</w:t>
+              <w:t>3.8%</w:t>
             </w:r>
           </w:p>
         </w:tc>
@@ -2424,7 +2424,7 @@
                 <w:rFonts w:ascii="Arial" w:hAnsi="Arial"/>
                 <w:sz w:val="18"/>
               </w:rPr>
-              <w:t>7</w:t>
+              <w:t>16</w:t>
             </w:r>
           </w:p>
         </w:tc>
@@ -2454,7 +2454,7 @@
                 <w:rFonts w:ascii="Arial" w:hAnsi="Arial"/>
                 <w:sz w:val="18"/>
               </w:rPr>
-              <w:t>R$ 14.817.648</w:t>
+              <w:t>R$ 14.986.655</w:t>
             </w:r>
           </w:p>
         </w:tc>
@@ -2468,7 +2468,7 @@
                 <w:rFonts w:ascii="Arial" w:hAnsi="Arial"/>
                 <w:sz w:val="18"/>
               </w:rPr>
-              <w:t>391,03</w:t>
+              <w:t>395,49</w:t>
             </w:r>
           </w:p>
         </w:tc>
@@ -2482,7 +2482,7 @@
                 <w:rFonts w:ascii="Arial" w:hAnsi="Arial"/>
                 <w:sz w:val="18"/>
               </w:rPr>
-              <w:t>9.1%</w:t>
+              <w:t>9.5%</w:t>
             </w:r>
           </w:p>
         </w:tc>
@@ -2496,7 +2496,7 @@
                 <w:rFonts w:ascii="Arial" w:hAnsi="Arial"/>
                 <w:sz w:val="18"/>
               </w:rPr>
-              <w:t>8</w:t>
+              <w:t>23</w:t>
             </w:r>
           </w:p>
         </w:tc>
@@ -2526,7 +2526,7 @@
                 <w:rFonts w:ascii="Arial" w:hAnsi="Arial"/>
                 <w:sz w:val="18"/>
               </w:rPr>
-              <w:t>R$ 2.637.415</w:t>
+              <w:t>R$ 5.380.175</w:t>
             </w:r>
           </w:p>
         </w:tc>
@@ -2540,7 +2540,7 @@
                 <w:rFonts w:ascii="Arial" w:hAnsi="Arial"/>
                 <w:sz w:val="18"/>
               </w:rPr>
-              <w:t>69,60</w:t>
+              <w:t>141,98</w:t>
             </w:r>
           </w:p>
         </w:tc>
@@ -2554,7 +2554,7 @@
                 <w:rFonts w:ascii="Arial" w:hAnsi="Arial"/>
                 <w:sz w:val="18"/>
               </w:rPr>
-              <w:t>1.6%</w:t>
+              <w:t>3.4%</w:t>
             </w:r>
           </w:p>
         </w:tc>
@@ -2568,7 +2568,7 @@
                 <w:rFonts w:ascii="Arial" w:hAnsi="Arial"/>
                 <w:sz w:val="18"/>
               </w:rPr>
-              <w:t>6</w:t>
+              <w:t>17</w:t>
             </w:r>
           </w:p>
         </w:tc>
@@ -2598,7 +2598,7 @@
                 <w:rFonts w:ascii="Arial" w:hAnsi="Arial"/>
                 <w:sz w:val="18"/>
               </w:rPr>
-              <w:t>R$ 7.934.981</w:t>
+              <w:t>R$ 7.831.530</w:t>
             </w:r>
           </w:p>
         </w:tc>
@@ -2612,7 +2612,7 @@
                 <w:rFonts w:ascii="Arial" w:hAnsi="Arial"/>
                 <w:sz w:val="18"/>
               </w:rPr>
-              <w:t>209,40</w:t>
+              <w:t>206,67</w:t>
             </w:r>
           </w:p>
         </w:tc>
@@ -2626,7 +2626,7 @@
                 <w:rFonts w:ascii="Arial" w:hAnsi="Arial"/>
                 <w:sz w:val="18"/>
               </w:rPr>
-              <w:t>4.9%</w:t>
+              <w:t>5.0%</w:t>
             </w:r>
           </w:p>
         </w:tc>
@@ -2640,7 +2640,7 @@
                 <w:rFonts w:ascii="Arial" w:hAnsi="Arial"/>
                 <w:sz w:val="18"/>
               </w:rPr>
-              <w:t>6</w:t>
+              <w:t>10</w:t>
             </w:r>
           </w:p>
         </w:tc>
@@ -2698,7 +2698,7 @@
                 <w:rFonts w:ascii="Arial" w:hAnsi="Arial"/>
                 <w:sz w:val="18"/>
               </w:rPr>
-              <w:t>6.1%</w:t>
+              <w:t>6.3%</w:t>
             </w:r>
           </w:p>
         </w:tc>
@@ -2712,7 +2712,7 @@
                 <w:rFonts w:ascii="Arial" w:hAnsi="Arial"/>
                 <w:sz w:val="18"/>
               </w:rPr>
-              <w:t>7</w:t>
+              <w:t>15</w:t>
             </w:r>
           </w:p>
         </w:tc>
@@ -2742,7 +2742,7 @@
                 <w:rFonts w:ascii="Arial" w:hAnsi="Arial"/>
                 <w:sz w:val="18"/>
               </w:rPr>
-              <w:t>R$ 2.743.897</w:t>
+              <w:t>R$ 2.737.455</w:t>
             </w:r>
           </w:p>
         </w:tc>
@@ -2756,7 +2756,7 @@
                 <w:rFonts w:ascii="Arial" w:hAnsi="Arial"/>
                 <w:sz w:val="18"/>
               </w:rPr>
-              <w:t>72,41</w:t>
+              <w:t>72,24</w:t>
             </w:r>
           </w:p>
         </w:tc>
@@ -2814,7 +2814,7 @@
                 <w:rFonts w:ascii="Arial" w:hAnsi="Arial"/>
                 <w:sz w:val="18"/>
               </w:rPr>
-              <w:t>R$ 162.733.495</w:t>
+              <w:t>R$ 157.477.533</w:t>
             </w:r>
           </w:p>
         </w:tc>
@@ -2828,7 +2828,7 @@
                 <w:rFonts w:ascii="Arial" w:hAnsi="Arial"/>
                 <w:sz w:val="18"/>
               </w:rPr>
-              <w:t>4.294,45</w:t>
+              <w:t>4.155,75</w:t>
             </w:r>
           </w:p>
         </w:tc>
@@ -4530,7 +4530,7 @@
           <w:i w:val="0"/>
           <w:sz w:val="20"/>
         </w:rPr>
-        <w:t>R$/m² estimado: 4.294,45</w:t>
+        <w:t>R$/m² estimado: 4.155,75</w:t>
       </w:r>
     </w:p>
     <w:p>
@@ -4541,7 +4541,7 @@
           <w:i w:val="0"/>
           <w:sz w:val="20"/>
         </w:rPr>
-        <w:t>Total estimado: R$ 162.733.495</w:t>
+        <w:t>Total estimado: R$ 157.477.533</w:t>
       </w:r>
     </w:p>
     <w:p/>
@@ -4553,7 +4553,7 @@
           <w:i/>
           <w:sz w:val="16"/>
         </w:rPr>
-        <w:t>Memorial gerado automaticamente por gerar_memorial_pacote.py em 14/04/2026 07:43</w:t>
+        <w:t>Memorial gerado automaticamente por gerar_memorial_pacote.py em 14/04/2026 08:53</w:t>
       </w:r>
     </w:p>
     <w:sectPr>

--- a/base/pacotes/thozen-electra/parametrico-thozen-electra.docx
+++ b/base/pacotes/thozen-electra/parametrico-thozen-electra.docx
@@ -46,7 +46,7 @@
           <w:i/>
           <w:sz w:val="20"/>
         </w:rPr>
-        <w:t>Gerado em 14/04/2026 às 08:53</w:t>
+        <w:t>Gerado em 14/04/2026 às 10:52</w:t>
       </w:r>
     </w:p>
     <w:p/>
@@ -4553,7 +4553,7 @@
           <w:i/>
           <w:sz w:val="16"/>
         </w:rPr>
-        <w:t>Memorial gerado automaticamente por gerar_memorial_pacote.py em 14/04/2026 08:53</w:t>
+        <w:t>Memorial gerado automaticamente por gerar_memorial_pacote.py em 14/04/2026 10:52</w:t>
       </w:r>
     </w:p>
     <w:sectPr>
